--- a/Контроль технического состояние (Шамарин, Морозов).docx
+++ b/Контроль технического состояние (Шамарин, Морозов).docx
@@ -1,6 +1,6 @@
 
 <file path=word/document.xml><?xml version="1.0" encoding="utf-8"?>
-<w:document xmlns:wpc="http://schemas.microsoft.com/office/word/2010/wordprocessingCanvas" xmlns:cx="http://schemas.microsoft.com/office/drawing/2014/chartex" xmlns:cx1="http://schemas.microsoft.com/office/drawing/2015/9/8/chartex" xmlns:cx2="http://schemas.microsoft.com/office/drawing/2015/10/21/chartex" xmlns:cx3="http://schemas.microsoft.com/office/drawing/2016/5/9/chartex" xmlns:cx4="http://schemas.microsoft.com/office/drawing/2016/5/10/chartex" xmlns:cx5="http://schemas.microsoft.com/office/drawing/2016/5/11/chartex" xmlns:cx6="http://schemas.microsoft.com/office/drawing/2016/5/12/chartex" xmlns:cx7="http://schemas.microsoft.com/office/drawing/2016/5/13/chartex" xmlns:cx8="http://schemas.microsoft.com/office/drawing/2016/5/14/chartex" xmlns:mc="http://schemas.openxmlformats.org/markup-compatibility/2006" xmlns:aink="http://schemas.microsoft.com/office/drawing/2016/ink" xmlns:am3d="http://schemas.microsoft.com/office/drawing/2017/model3d" xmlns:o="urn:schemas-microsoft-com:office:office" xmlns:oel="http://schemas.microsoft.com/office/2019/extlst" xmlns:r="http://schemas.openxmlformats.org/officeDocument/2006/relationships" xmlns:m="http://schemas.openxmlformats.org/officeDocument/2006/math" xmlns:v="urn:schemas-microsoft-com:vml" xmlns:wp14="http://schemas.microsoft.com/office/word/2010/wordprocessingDrawing" xmlns:wp="http://schemas.openxmlformats.org/drawingml/2006/wordprocessingDrawing" xmlns:w10="urn:schemas-microsoft-com:office:word" xmlns:w="http://schemas.openxmlformats.org/wordprocessingml/2006/main" xmlns:w14="http://schemas.microsoft.com/office/word/2010/wordml" xmlns:w15="http://schemas.microsoft.com/office/word/2012/wordml" xmlns:w16cex="http://schemas.microsoft.com/office/word/2018/wordml/cex" xmlns:w16cid="http://schemas.microsoft.com/office/word/2016/wordml/cid" xmlns:w16="http://schemas.microsoft.com/office/word/2018/wordml" xmlns:w16du="http://schemas.microsoft.com/office/word/2023/wordml/word16du" xmlns:w16sdtdh="http://schemas.microsoft.com/office/word/2020/wordml/sdtdatahash" xmlns:w16sdtfl="http://schemas.microsoft.com/office/word/2024/wordml/sdtformatlock" xmlns:w16se="http://schemas.microsoft.com/office/word/2015/wordml/symex" xmlns:wpg="http://schemas.microsoft.com/office/word/2010/wordprocessingGroup" xmlns:wpi="http://schemas.microsoft.com/office/word/2010/wordprocessingInk" xmlns:wne="http://schemas.microsoft.com/office/word/2006/wordml" xmlns:wps="http://schemas.microsoft.com/office/word/2010/wordprocessingShape" mc:Ignorable="w14 w15 w16se w16cid w16 w16cex w16sdtdh w16sdtfl w16du wp14">
+<w:document xmlns:wpc="http://schemas.microsoft.com/office/word/2010/wordprocessingCanvas" xmlns:cx="http://schemas.microsoft.com/office/drawing/2014/chartex" xmlns:cx1="http://schemas.microsoft.com/office/drawing/2015/9/8/chartex" xmlns:mc="http://schemas.openxmlformats.org/markup-compatibility/2006" xmlns:o="urn:schemas-microsoft-com:office:office" xmlns:r="http://schemas.openxmlformats.org/officeDocument/2006/relationships" xmlns:m="http://schemas.openxmlformats.org/officeDocument/2006/math" xmlns:v="urn:schemas-microsoft-com:vml" xmlns:wp14="http://schemas.microsoft.com/office/word/2010/wordprocessingDrawing" xmlns:wp="http://schemas.openxmlformats.org/drawingml/2006/wordprocessingDrawing" xmlns:w10="urn:schemas-microsoft-com:office:word" xmlns:w="http://schemas.openxmlformats.org/wordprocessingml/2006/main" xmlns:w14="http://schemas.microsoft.com/office/word/2010/wordml" xmlns:w15="http://schemas.microsoft.com/office/word/2012/wordml" xmlns:w16se="http://schemas.microsoft.com/office/word/2015/wordml/symex" xmlns:wpg="http://schemas.microsoft.com/office/word/2010/wordprocessingGroup" xmlns:wpi="http://schemas.microsoft.com/office/word/2010/wordprocessingInk" xmlns:wne="http://schemas.microsoft.com/office/word/2006/wordml" xmlns:wps="http://schemas.microsoft.com/office/word/2010/wordprocessingShape" mc:Ignorable="w14 w15 w16se wp14">
   <w:body>
     <w:p>
       <w:pPr>
@@ -49,288 +49,543 @@
         <w:jc w:val="both"/>
       </w:pPr>
       <w:r>
-        <w:t>1.2. Как устроен процесс работы сервиса</w:t>
-      </w:r>
-    </w:p>
-    <w:p>
-      <w:pPr>
-        <w:spacing w:after="0" w:line="360" w:lineRule="auto"/>
-        <w:ind w:firstLine="709"/>
-        <w:jc w:val="both"/>
-      </w:pPr>
-      <w:r>
-        <w:t xml:space="preserve">Работа каршерингового сервиса начинается с того, что пользователь регистрируется в приложении, находит на карте ближайший свободный автомобиль и бронирует его. Затем он подходит к машине, открывает её через смартфон, проверяет внешнее состояние и начинает поездку. Когда поездка завершена, пользователь оставляет автомобиль в разрешённой зоне парковки, и машина снова становится доступной для следующего клиента. Параллельно с этим автомобили должны регулярно проходить техническое обслуживание: заправку, мойку, проверку технического состояния и ремонт. При таком режиме работы состояние машины меняется очень быстро — один и тот же автомобиль за день может совершить десятки поездок, </w:t>
+        <w:t>1.2</w:t>
+      </w:r>
+      <w:r>
+        <w:t>. Проблемы, возникающие без учёта состояния автомобилей</w:t>
+      </w:r>
+    </w:p>
+    <w:p>
+      <w:pPr>
+        <w:spacing w:after="0" w:line="360" w:lineRule="auto"/>
+        <w:ind w:firstLine="709"/>
+        <w:jc w:val="both"/>
+      </w:pPr>
+      <w:r>
+        <w:t>Если не вести постоянный учёт технического состояния машин, сервис сталкивается со следующими проблемами:</w:t>
+      </w:r>
+    </w:p>
+    <w:p>
+      <w:pPr>
+        <w:spacing w:after="0" w:line="360" w:lineRule="auto"/>
+        <w:ind w:firstLine="709"/>
+        <w:jc w:val="both"/>
+      </w:pPr>
+      <w:r>
+        <w:t>Внезапные поломки. Машина ломается прямо во время поездки клиента — это опасно и сильно портит впечатление о сервисе.</w:t>
+      </w:r>
+    </w:p>
+    <w:p>
+      <w:pPr>
+        <w:spacing w:after="0" w:line="360" w:lineRule="auto"/>
+        <w:ind w:firstLine="709"/>
+        <w:jc w:val="both"/>
+      </w:pPr>
+      <w:r>
+        <w:t>Простои. Автомобиль неожиданно выходит из строя и надолго выпадает из работы, пока его не найдут и не отремонтируют.</w:t>
+      </w:r>
+    </w:p>
+    <w:p>
+      <w:pPr>
+        <w:spacing w:after="0" w:line="360" w:lineRule="auto"/>
+        <w:ind w:firstLine="709"/>
+        <w:jc w:val="both"/>
+      </w:pPr>
+      <w:r>
+        <w:t>Ручные проверки. Сотрудникам приходится физически осматривать каждую машину, а это долго и дорого, особенно если автопарк большой.</w:t>
+      </w:r>
+    </w:p>
+    <w:p>
+      <w:pPr>
+        <w:spacing w:after="0" w:line="360" w:lineRule="auto"/>
+        <w:ind w:firstLine="709"/>
+        <w:jc w:val="both"/>
+      </w:pPr>
+      <w:r>
+        <w:t>Реакция вместо профилактики. Проблемы решают тогда, когда они уже случились, а не предупреждают их заранее.</w:t>
+      </w:r>
+    </w:p>
+    <w:p>
+      <w:pPr>
+        <w:spacing w:after="0" w:line="360" w:lineRule="auto"/>
+        <w:ind w:firstLine="709"/>
+        <w:jc w:val="both"/>
+      </w:pPr>
+      <w:r>
+        <w:t>Потеря денег. Каждый час простоя — это недополученная прибыль и лишние расходы на срочный ремонт.</w:t>
+      </w:r>
+    </w:p>
+    <w:p>
+      <w:pPr>
+        <w:spacing w:after="0" w:line="360" w:lineRule="auto"/>
+        <w:ind w:firstLine="709"/>
+        <w:jc w:val="both"/>
+      </w:pPr>
+      <w:r>
+        <w:t>Снижение доверия клиентов. Если пользователь часто попадает в неисправные машины, он уходит к конкурентам.</w:t>
+      </w:r>
+    </w:p>
+    <w:p>
+      <w:pPr>
+        <w:spacing w:after="0" w:line="360" w:lineRule="auto"/>
+        <w:ind w:firstLine="709"/>
+        <w:jc w:val="both"/>
+      </w:pPr>
+      <w:r>
+        <w:lastRenderedPageBreak/>
+        <w:t>Таким образом, основная задача разрабатываемой системы — автоматизированный сбор, обработка, хранение и предоставление информации о техническом состоянии автомобилей.</w:t>
+      </w:r>
+    </w:p>
+    <w:p>
+      <w:pPr>
+        <w:spacing w:after="0" w:line="360" w:lineRule="auto"/>
+        <w:ind w:firstLine="709"/>
+        <w:jc w:val="both"/>
+      </w:pPr>
+      <w:r>
+        <w:t>1.3</w:t>
+      </w:r>
+      <w:r>
+        <w:t>. Назначение разрабатываемой системы</w:t>
+      </w:r>
+    </w:p>
+    <w:p>
+      <w:pPr>
+        <w:spacing w:after="0" w:line="360" w:lineRule="auto"/>
+        <w:ind w:firstLine="709"/>
+        <w:jc w:val="both"/>
+      </w:pPr>
+      <w:r>
+        <w:t>Программное средство «Контроль технического состояния» предназначено для контроля и анализа технического состояния автомобилей. Оно не является самим каршеринговым сервисом, а представляет собой отдельный универсальный сервис, который может быть интегрирован с каршерингом, автосервисом, парковкой или другой системой управления автомобилями.</w:t>
+      </w:r>
+    </w:p>
+    <w:p>
+      <w:pPr>
+        <w:spacing w:after="0" w:line="360" w:lineRule="auto"/>
+        <w:ind w:firstLine="709"/>
+        <w:jc w:val="both"/>
+      </w:pPr>
+      <w:r>
+        <w:t>Центральной частью системы является серверный сервис. Он принимает данные о техническом состоянии автомобилей, обрабатывает их, сохраняет актуальную информацию в базе данных и выдаёт результаты по запросам других систем.</w:t>
+      </w:r>
+    </w:p>
+    <w:p>
+      <w:pPr>
+        <w:spacing w:after="0" w:line="360" w:lineRule="auto"/>
+        <w:ind w:firstLine="709"/>
+        <w:jc w:val="both"/>
+      </w:pPr>
+      <w:r>
+        <w:t>Система должна предоставлять следующие основные возможности:</w:t>
+      </w:r>
+    </w:p>
+    <w:p>
+      <w:pPr>
+        <w:spacing w:after="0" w:line="360" w:lineRule="auto"/>
+        <w:ind w:firstLine="709"/>
+        <w:jc w:val="both"/>
+      </w:pPr>
+      <w:r>
+        <w:t>• добавление информации об автомобиле и его техническом состоянии;</w:t>
+      </w:r>
+    </w:p>
+    <w:p>
+      <w:pPr>
+        <w:spacing w:after="0" w:line="360" w:lineRule="auto"/>
+        <w:ind w:firstLine="709"/>
+        <w:jc w:val="both"/>
+      </w:pPr>
+      <w:r>
+        <w:t>• изменение и обновление информации;</w:t>
+      </w:r>
+    </w:p>
+    <w:p>
+      <w:pPr>
+        <w:spacing w:after="0" w:line="360" w:lineRule="auto"/>
+        <w:ind w:firstLine="709"/>
+        <w:jc w:val="both"/>
+      </w:pPr>
+      <w:r>
+        <w:t>• удаление информации;</w:t>
+      </w:r>
+    </w:p>
+    <w:p>
+      <w:pPr>
+        <w:spacing w:after="0" w:line="360" w:lineRule="auto"/>
+        <w:ind w:firstLine="709"/>
+        <w:jc w:val="both"/>
+      </w:pPr>
+      <w:r>
+        <w:t>• получение актуального состояния автомобиля;</w:t>
+      </w:r>
+    </w:p>
+    <w:p>
+      <w:pPr>
+        <w:spacing w:after="0" w:line="360" w:lineRule="auto"/>
+        <w:ind w:firstLine="709"/>
+        <w:jc w:val="both"/>
+      </w:pPr>
+      <w:r>
+        <w:t>• анализ полученных данных;</w:t>
+      </w:r>
+    </w:p>
+    <w:p>
+      <w:pPr>
+        <w:spacing w:after="0" w:line="360" w:lineRule="auto"/>
+        <w:ind w:firstLine="709"/>
+        <w:jc w:val="both"/>
+      </w:pPr>
+      <w:r>
+        <w:t>• получение информации по запросам других сервисов;</w:t>
+      </w:r>
+    </w:p>
+    <w:p>
+      <w:pPr>
+        <w:spacing w:after="0" w:line="360" w:lineRule="auto"/>
+        <w:ind w:firstLine="709"/>
+        <w:jc w:val="both"/>
+      </w:pPr>
+      <w:r>
+        <w:t>• изменение статуса автомобиля, например «исправен», «требует обслуживания», «на диагностике», «в ремонте» или «готов к эксплуатации».</w:t>
+      </w:r>
+    </w:p>
+    <w:p>
+      <w:pPr>
+        <w:spacing w:after="0" w:line="360" w:lineRule="auto"/>
+        <w:ind w:firstLine="709"/>
+        <w:jc w:val="both"/>
+      </w:pPr>
+      <w:r>
+        <w:t>1.4</w:t>
+      </w:r>
+      <w:r>
+        <w:t>. Какие процессы автоматизируются</w:t>
+      </w:r>
+    </w:p>
+    <w:p>
+      <w:pPr>
+        <w:spacing w:after="0" w:line="360" w:lineRule="auto"/>
+        <w:ind w:firstLine="709"/>
+        <w:jc w:val="both"/>
+      </w:pPr>
+      <w:r>
+        <w:t>В итоге система позволяет автоматизировать следующие ключевые процессы:</w:t>
+      </w:r>
+    </w:p>
+    <w:p>
+      <w:pPr>
+        <w:spacing w:after="0" w:line="360" w:lineRule="auto"/>
+        <w:ind w:firstLine="709"/>
+        <w:jc w:val="both"/>
+      </w:pPr>
+      <w:r>
+        <w:t>Удалённый просмотр данных с автомобилей —</w:t>
+      </w:r>
+      <w:r>
+        <w:t xml:space="preserve"> </w:t>
+      </w:r>
+      <w:r>
+        <w:t>в приложении отображаются основные параметры машин (уровень топлива, температура, ошибки). Если датчик фиксирует отклонение, это сразу видно персоналу.</w:t>
+      </w:r>
+    </w:p>
+    <w:p>
+      <w:pPr>
+        <w:spacing w:after="0" w:line="360" w:lineRule="auto"/>
+        <w:ind w:firstLine="709"/>
+        <w:jc w:val="both"/>
+      </w:pPr>
+      <w:r>
+        <w:lastRenderedPageBreak/>
+        <w:t>Автоматическое создание заявок на ремонт — если система обнаружила неисправность или пользователь сообщил о проблеме, формируется заявка с номером авто и описанием. Её берут в работу механики.</w:t>
+      </w:r>
+    </w:p>
+    <w:p>
+      <w:pPr>
+        <w:spacing w:after="0" w:line="360" w:lineRule="auto"/>
+        <w:ind w:firstLine="709"/>
+        <w:jc w:val="both"/>
+      </w:pPr>
+      <w:r>
+        <w:t>Предупреждение о возможной поломке — система запоминает, как часто и при каких условиях появляются ошибки. Если по данным похоже на износ деталей, она заранее предупреждает инженеров. После подтверждения автомобиль могут заблокировать для выдачи, чтобы клиент не попал в опасную ситуацию.</w:t>
+      </w:r>
+    </w:p>
+    <w:p>
+      <w:pPr>
+        <w:spacing w:after="0" w:line="360" w:lineRule="auto"/>
+        <w:ind w:firstLine="709"/>
+        <w:jc w:val="both"/>
+      </w:pPr>
+      <w:r>
+        <w:t>Учёт статусов и оповещения — каждый автомобиль имеет статус (исправен, в ремонте, на диагностике). Сотрудники получают уведомления при смене статуса, например «нужно срочное ТО» или «авто готово». Это убирает лишние звонки и бумажную работу.</w:t>
+      </w:r>
+    </w:p>
+    <w:p>
+      <w:pPr>
+        <w:spacing w:line="259" w:lineRule="auto"/>
+      </w:pPr>
+      <w:r>
+        <w:br w:type="page"/>
+      </w:r>
+    </w:p>
+    <w:p>
+      <w:pPr>
+        <w:spacing w:after="0" w:line="360" w:lineRule="auto"/>
+        <w:ind w:firstLine="709"/>
+        <w:jc w:val="both"/>
+      </w:pPr>
+      <w:r>
+        <w:lastRenderedPageBreak/>
+        <w:t>Разработка базы данных</w:t>
+      </w:r>
+    </w:p>
+    <w:p>
+      <w:pPr>
+        <w:spacing w:after="0" w:line="360" w:lineRule="auto"/>
+        <w:ind w:firstLine="709"/>
+        <w:jc w:val="both"/>
+      </w:pPr>
+      <w:r>
+        <w:t>Проектирование и разработка реляционной базы данных информационной системы «Контроль технического состояния» основаны на результатах исследования предметной области. На первом этапе проектирования осуществлено выявление ключевых сущностей, отражающих физические объекты, документы и процессы. В качестве основных сущностей определены: «Сотрудники» (персонал, обеспечивающий контроль и обслуживание), «Автомобили» (транспортные средства, находящиеся под наблюдением), «Статусы» (справочник состояний автомобиля), «Параметры» (справочник измеряемых характеристик), «Показания датчиков» (результаты замеров), «Заявки на обслуживание» (запросы на ремонт и диагностику), а также «История статусов» (журнал изменения состояний автомобилей).</w:t>
+      </w:r>
+    </w:p>
+    <w:p>
+      <w:pPr>
+        <w:spacing w:after="0" w:line="360" w:lineRule="auto"/>
+        <w:ind w:firstLine="709"/>
+        <w:jc w:val="both"/>
+      </w:pPr>
+      <w:r>
+        <w:t>Для каждой выделенной сущности сформирован исчерпывающий перечень атрибутов, обеспечивающий полную фиксацию бизнес-информации. Сущность «Сотрудники» вкл</w:t>
+      </w:r>
+      <w:r>
+        <w:t>ючает идентификатор, логин, пароль</w:t>
+      </w:r>
+      <w:r>
+        <w:t xml:space="preserve">, роль, ФИО, адрес электронной почты, контактный телефон и дату создания записи. Для «Автомобилей» определены идентификатор, VIN-номер, марка, модель, год выпуска, ссылка на текущий статус и дата добавления в систему. Сущность «Статусы» содержит идентификатор, название и описание. </w:t>
       </w:r>
       <w:proofErr w:type="gramStart"/>
       <w:r>
-        <w:t>и</w:t>
+        <w:t>В сущности</w:t>
       </w:r>
       <w:proofErr w:type="gramEnd"/>
       <w:r>
-        <w:t xml:space="preserve"> если за ним не следить, он быстро придёт в негодность.</w:t>
-      </w:r>
-    </w:p>
-    <w:p>
-      <w:pPr>
-        <w:spacing w:after="0" w:line="360" w:lineRule="auto"/>
-        <w:ind w:firstLine="709"/>
-        <w:jc w:val="both"/>
-      </w:pPr>
-      <w:r>
-        <w:t>1.3. Проблемы, возникающие без учёта состояния автомобилей</w:t>
-      </w:r>
-    </w:p>
-    <w:p>
-      <w:pPr>
-        <w:spacing w:after="0" w:line="360" w:lineRule="auto"/>
-        <w:ind w:firstLine="709"/>
-        <w:jc w:val="both"/>
-      </w:pPr>
-      <w:r>
-        <w:t>Если не вести постоянный учёт технического состояния машин, сервис сталкивается со следующими проблемами:</w:t>
-      </w:r>
-    </w:p>
-    <w:p>
-      <w:pPr>
-        <w:spacing w:after="0" w:line="360" w:lineRule="auto"/>
-        <w:ind w:firstLine="709"/>
-        <w:jc w:val="both"/>
-      </w:pPr>
+        <w:t xml:space="preserve"> «Параметры» фиксируются идентификатор, название, единица измерения, минимальное и максимальное допустимое значение. «Показания датчиков» характеризуются идентификатором, ссылками на автомобиль и параметр, значением и временем замера. «Заявки на обслуживание» описываются идентификатором, ссылкой на автомобиль, описанием проблемы, статусом заявки, ссылкой на ответственного сотрудника, датой созд</w:t>
+      </w:r>
+      <w:r>
+        <w:t xml:space="preserve">ания и датой закрытия. </w:t>
+      </w:r>
+      <w:r>
+        <w:t>«История статусов» содержит идентификатор записи, ссылки на автомобиль и статус, а также дату изменения.</w:t>
+      </w:r>
+    </w:p>
+    <w:p>
+      <w:pPr>
+        <w:spacing w:after="0" w:line="360" w:lineRule="auto"/>
+        <w:ind w:firstLine="709"/>
+        <w:jc w:val="both"/>
+      </w:pPr>
+      <w:r>
+        <w:t xml:space="preserve">С целью обеспечения высочайшего уровня достоверности и надёжности данных на этапе логического проектирования заданы ограничения целостности. Доменная целостность гарантирует корректность значений: год </w:t>
+      </w:r>
       <w:r>
         <w:lastRenderedPageBreak/>
-        <w:t>Внезапные поломки. Машина ломается прямо во время поездки клиента — это опасно и сильно портит впечатление о сервисе.</w:t>
-      </w:r>
-    </w:p>
-    <w:p>
-      <w:pPr>
-        <w:spacing w:after="0" w:line="360" w:lineRule="auto"/>
-        <w:ind w:firstLine="709"/>
-        <w:jc w:val="both"/>
-      </w:pPr>
-      <w:r>
-        <w:t>Простои. Автомобиль неожиданно выходит из строя и надолго выпадает из работы, пока его не найдут и не отремонтируют.</w:t>
-      </w:r>
-    </w:p>
-    <w:p>
-      <w:pPr>
-        <w:spacing w:after="0" w:line="360" w:lineRule="auto"/>
-        <w:ind w:firstLine="709"/>
-        <w:jc w:val="both"/>
-      </w:pPr>
-      <w:r>
-        <w:t>Ручные проверки. Сотрудникам приходится физически осматривать каждую машину, а это долго и дорого, особенно если автопарк большой.</w:t>
-      </w:r>
-    </w:p>
-    <w:p>
-      <w:pPr>
-        <w:spacing w:after="0" w:line="360" w:lineRule="auto"/>
-        <w:ind w:firstLine="709"/>
-        <w:jc w:val="both"/>
-      </w:pPr>
-      <w:r>
-        <w:t>Реакция вместо профилактики. Проблемы решают тогда, когда они уже случились, а не предупреждают их заранее.</w:t>
-      </w:r>
-    </w:p>
-    <w:p>
-      <w:pPr>
-        <w:spacing w:after="0" w:line="360" w:lineRule="auto"/>
-        <w:ind w:firstLine="709"/>
-        <w:jc w:val="both"/>
-      </w:pPr>
-      <w:r>
-        <w:t>Потеря денег. Каждый час простоя — это недополученная прибыль и лишние расходы на срочный ремонт.</w:t>
-      </w:r>
-    </w:p>
-    <w:p>
-      <w:pPr>
-        <w:spacing w:after="0" w:line="360" w:lineRule="auto"/>
-        <w:ind w:firstLine="709"/>
-        <w:jc w:val="both"/>
-      </w:pPr>
-      <w:r>
-        <w:t>Снижение доверия клиентов. Если пользователь часто попадает в неисправные машины, он уходит к конкурентам.</w:t>
-      </w:r>
-    </w:p>
-    <w:p>
-      <w:pPr>
-        <w:spacing w:after="0" w:line="360" w:lineRule="auto"/>
-        <w:ind w:firstLine="709"/>
-        <w:jc w:val="both"/>
-      </w:pPr>
-      <w:r>
-        <w:t>Таким образом, основная задача разрабатываемой системы — автоматизированный сбор, обработка, хранение и предоставление информации о техническом состоянии автомобилей.</w:t>
-      </w:r>
-    </w:p>
-    <w:p>
-      <w:pPr>
-        <w:spacing w:after="0" w:line="360" w:lineRule="auto"/>
-        <w:ind w:firstLine="709"/>
-        <w:jc w:val="both"/>
-      </w:pPr>
-      <w:r>
-        <w:t>1.4. Назначение разрабатываемой системы</w:t>
-      </w:r>
-    </w:p>
-    <w:p>
-      <w:pPr>
-        <w:spacing w:after="0" w:line="360" w:lineRule="auto"/>
-        <w:ind w:firstLine="709"/>
-        <w:jc w:val="both"/>
-      </w:pPr>
-      <w:r>
-        <w:t>Программное средство «Контроль технического состояния» предназначено для контроля и анализа технического состояния автомобилей. Оно не является самим каршеринговым сервисом, а представляет собой отдельный универсальный сервис, который может быть интегрирован с каршерингом, автосервисом, парковкой или другой системой управления автомобилями.</w:t>
-      </w:r>
-    </w:p>
-    <w:p>
-      <w:pPr>
-        <w:spacing w:after="0" w:line="360" w:lineRule="auto"/>
-        <w:ind w:firstLine="709"/>
-        <w:jc w:val="both"/>
-      </w:pPr>
-      <w:r>
-        <w:t>Центральной частью системы является серверный сервис. Он принимает данные о техническом состоянии автомобилей, обрабатывает их, сохраняет актуальную информацию в базе данных и выдаёт результаты по запросам других систем.</w:t>
-      </w:r>
-    </w:p>
-    <w:p>
-      <w:pPr>
-        <w:spacing w:after="0" w:line="360" w:lineRule="auto"/>
-        <w:ind w:firstLine="709"/>
-        <w:jc w:val="both"/>
-      </w:pPr>
-      <w:r>
-        <w:t>Система должна предоставлять следующие основные возможности:</w:t>
-      </w:r>
-    </w:p>
-    <w:p>
-      <w:pPr>
-        <w:spacing w:after="0" w:line="360" w:lineRule="auto"/>
-        <w:ind w:firstLine="709"/>
-        <w:jc w:val="both"/>
-      </w:pPr>
-      <w:r>
-        <w:t>• добавление информации об автомобиле и его техническом состоянии;</w:t>
-      </w:r>
-    </w:p>
-    <w:p>
-      <w:pPr>
-        <w:spacing w:after="0" w:line="360" w:lineRule="auto"/>
-        <w:ind w:firstLine="709"/>
-        <w:jc w:val="both"/>
-      </w:pPr>
-      <w:r>
-        <w:t>• изменение и обновление информации;</w:t>
-      </w:r>
-    </w:p>
-    <w:p>
-      <w:pPr>
-        <w:spacing w:after="0" w:line="360" w:lineRule="auto"/>
-        <w:ind w:firstLine="709"/>
-        <w:jc w:val="both"/>
-      </w:pPr>
-      <w:r>
-        <w:t>• удаление информации;</w:t>
-      </w:r>
-    </w:p>
-    <w:p>
-      <w:pPr>
-        <w:spacing w:after="0" w:line="360" w:lineRule="auto"/>
-        <w:ind w:firstLine="709"/>
-        <w:jc w:val="both"/>
-      </w:pPr>
+        <w:t>выпуска автомобиля ограничен диапазоном от 1900 до 2100, минимальное значение параметра не может быть отрицательным, а максимальное должно превышать минимальное. Сущностная целостность достигается назначением для каждой таблицы уникального первичного ключа (PRIMARY KEY) с запретом неопределённых значений (NOT NULL). Ссылочная целостность обеспечивает межтабличные связи с помощью внешних ключей (FOREIGN KEY), гарантируя, что любое показание датчика, заявка или запись истории ссылаются на существующие записи справочников автомобилей, параметров и статусов. Дополнительные логические ограничения накладывают требования уникальности (UNIQUE) на поля VIN, логина, названий параметров и статусов, а также помечают ключевые информационные поля как обязательные к заполнению (NOT NULL).</w:t>
+      </w:r>
+    </w:p>
+    <w:p>
+      <w:pPr>
+        <w:spacing w:after="0" w:line="360" w:lineRule="auto"/>
+        <w:ind w:firstLine="709"/>
+        <w:jc w:val="both"/>
+      </w:pPr>
+      <w:r>
+        <w:t>Расстановка первичных ключей осуществлена во всех таблицах проектируемой схемы данных. Для таблиц «Сотрудники», «Автомобили», «Статусы», «Параметры», «Заявки на обслуживание» и «История статусов» в качестве первичных ключей сформированы соответствующие идентификаторы с автоинкрементными типами данных SERIAL. Для таблицы «Показания датчиков», характеризующейся наибольшим объёмом накапливаемых данных, применён тип BIGSERIAL.</w:t>
+      </w:r>
+    </w:p>
+    <w:p>
+      <w:pPr>
+        <w:spacing w:after="0" w:line="360" w:lineRule="auto"/>
+        <w:ind w:firstLine="709"/>
+        <w:jc w:val="both"/>
+      </w:pPr>
+      <w:r>
+        <w:t>Логическая связность сущностей отражает реальную цепочку бизнес-процессов контроля технического состояния. Между сущностями «Статусы» и «Автомобили» установлена связь «один-ко-многим» (</w:t>
+      </w:r>
+      <w:proofErr w:type="gramStart"/>
+      <w:r>
+        <w:t>1:N</w:t>
+      </w:r>
+      <w:proofErr w:type="gramEnd"/>
+      <w:r>
+        <w:t xml:space="preserve">), так как один статус может быть присвоен множеству автомобилей, но каждый автомобиль имеет только один текущий статус. Связи типа </w:t>
+      </w:r>
+      <w:proofErr w:type="gramStart"/>
+      <w:r>
+        <w:t>1:N</w:t>
+      </w:r>
+      <w:proofErr w:type="gramEnd"/>
+      <w:r>
+        <w:t xml:space="preserve"> также объединяют «Автомобили» и «Показания датчиков» (у одной машины множество замеров), «Параметры» и «Показания датчиков» (один параметр используется во множестве измерений), «Автомобили» и «Заявки на обслуживание» (у одной машины может быть несколько заявок), «Сотрудники» и «Заявки на обслуживание» (один сотрудник может быть ответственным за множество </w:t>
+      </w:r>
       <w:r>
         <w:lastRenderedPageBreak/>
-        <w:t>• получение актуального состояния автомобиля;</w:t>
-      </w:r>
-    </w:p>
-    <w:p>
-      <w:pPr>
-        <w:spacing w:after="0" w:line="360" w:lineRule="auto"/>
-        <w:ind w:firstLine="709"/>
-        <w:jc w:val="both"/>
-      </w:pPr>
-      <w:r>
-        <w:t>• анализ полученных данных;</w:t>
-      </w:r>
-    </w:p>
-    <w:p>
-      <w:pPr>
-        <w:spacing w:after="0" w:line="360" w:lineRule="auto"/>
-        <w:ind w:firstLine="709"/>
-        <w:jc w:val="both"/>
-      </w:pPr>
-      <w:r>
-        <w:t>• получение информации по запросам других сервисов;</w:t>
-      </w:r>
-    </w:p>
-    <w:p>
-      <w:pPr>
-        <w:spacing w:after="0" w:line="360" w:lineRule="auto"/>
-        <w:ind w:firstLine="709"/>
-        <w:jc w:val="both"/>
-      </w:pPr>
-      <w:r>
-        <w:t>• изменение статуса автомобиля, например «исправен», «требует обслуживания», «на диагностике», «в ремонте» или «готов к эксплуатации».</w:t>
-      </w:r>
-    </w:p>
-    <w:p>
-      <w:pPr>
-        <w:spacing w:after="0" w:line="360" w:lineRule="auto"/>
-        <w:ind w:firstLine="709"/>
-        <w:jc w:val="both"/>
-      </w:pPr>
-      <w:r>
-        <w:t>1.5. Какие процессы автоматизируются</w:t>
-      </w:r>
-    </w:p>
-    <w:p>
-      <w:pPr>
-        <w:spacing w:after="0" w:line="360" w:lineRule="auto"/>
-        <w:ind w:firstLine="709"/>
-        <w:jc w:val="both"/>
-      </w:pPr>
-      <w:r>
-        <w:t>В итоге система позволяет автоматизировать следующие ключевые процессы:</w:t>
-      </w:r>
-    </w:p>
-    <w:p>
-      <w:pPr>
-        <w:spacing w:after="0" w:line="360" w:lineRule="auto"/>
-        <w:ind w:firstLine="709"/>
-        <w:jc w:val="both"/>
-      </w:pPr>
-      <w:r>
-        <w:t>Удалённый просмотр данных с автомобилей — на сайте или в приложении отображаются основные параметры машин (уровень топлива, температура, ошибки). Если датчик фиксирует отклонение, это сразу видно персоналу.</w:t>
-      </w:r>
-    </w:p>
-    <w:p>
-      <w:pPr>
-        <w:spacing w:after="0" w:line="360" w:lineRule="auto"/>
-        <w:ind w:firstLine="709"/>
-        <w:jc w:val="both"/>
-      </w:pPr>
-      <w:r>
-        <w:t>Автоматическое создание заявок на ремонт — если система обнаружила неисправность или пользователь сообщил о проблеме, формируется заявка с номером авто и описанием. Её берут в работу механики.</w:t>
-      </w:r>
-    </w:p>
-    <w:p>
-      <w:pPr>
-        <w:spacing w:after="0" w:line="360" w:lineRule="auto"/>
-        <w:ind w:firstLine="709"/>
-        <w:jc w:val="both"/>
-      </w:pPr>
-      <w:r>
-        <w:t>Предупреждение о возможной поломке — система запоминает, как часто и при каких условиях появляются ошибки. Если по данным похоже на износ деталей, она заранее предупреждает инженеров. После подтверждения автомобиль могут заблокировать для выдачи, чтобы клиент не попал в опасную ситуацию.</w:t>
-      </w:r>
-    </w:p>
-    <w:p>
-      <w:pPr>
-        <w:spacing w:after="0" w:line="360" w:lineRule="auto"/>
-        <w:ind w:firstLine="709"/>
-        <w:jc w:val="both"/>
-      </w:pPr>
-      <w:r>
-        <w:t>Учёт статусов и оповещения — каждый автомобиль имеет статус (исправен, в ремонте, на диагностике). Сотрудники получают уведомления при смене статуса, например «нужно срочное ТО» или «авто готово». Это убирает лишние звонки и бумажную работу.</w:t>
-      </w:r>
+        <w:t>заявок), а также «Автомобили» и «История статусов» (у одной машины множество записей об изменении состояния).</w:t>
+      </w:r>
+    </w:p>
+    <w:p>
+      <w:pPr>
+        <w:spacing w:after="0" w:line="360" w:lineRule="auto"/>
+        <w:ind w:firstLine="709"/>
+        <w:jc w:val="both"/>
+      </w:pPr>
+      <w:r>
+        <w:t>На основе установленных требований построена концептуальная ER-модель</w:t>
+      </w:r>
+      <w:r>
+        <w:t>, наглядно визуализирующая</w:t>
+      </w:r>
+      <w:r>
+        <w:t xml:space="preserve"> структуру базы данных, сущности, их атрибутивный состав и типы связи (</w:t>
+      </w:r>
+      <w:proofErr w:type="gramStart"/>
+      <w:r>
+        <w:t>1:N</w:t>
+      </w:r>
+      <w:proofErr w:type="gramEnd"/>
+      <w:r>
+        <w:t>) независимо от конкретной программной среды. Концептуальная схема демонстрирует, каким образом сквозной контроль состояния автомобилей объединяет в единую информационную систему данные о транспортных средствах, результатах измерений, заявках на обслуживание и истории изменения статусов.</w:t>
+      </w:r>
+    </w:p>
+    <w:p>
+      <w:pPr>
+        <w:spacing w:after="0" w:line="360" w:lineRule="auto"/>
+        <w:ind w:firstLine="709"/>
+        <w:jc w:val="both"/>
+      </w:pPr>
+      <w:r>
+        <w:t>Физическая реализация базы данных выполнена в современн</w:t>
+      </w:r>
+      <w:r>
+        <w:t xml:space="preserve">ой реляционной СУБД </w:t>
+      </w:r>
+      <w:proofErr w:type="spellStart"/>
+      <w:r>
+        <w:t>PostgreSQL</w:t>
+      </w:r>
+      <w:proofErr w:type="spellEnd"/>
+      <w:r>
+        <w:t>.</w:t>
+      </w:r>
+    </w:p>
+    <w:p>
+      <w:pPr>
+        <w:spacing w:line="259" w:lineRule="auto"/>
+      </w:pPr>
+    </w:p>
+    <w:p>
+      <w:pPr>
+        <w:spacing w:after="0" w:line="360" w:lineRule="auto"/>
+        <w:jc w:val="both"/>
+        <w:sectPr>
+          <w:pgSz w:w="11906" w:h="16838" w:code="9"/>
+          <w:pgMar w:top="1134" w:right="851" w:bottom="1134" w:left="1701" w:header="709" w:footer="709" w:gutter="0"/>
+          <w:cols w:space="708"/>
+          <w:docGrid w:linePitch="360"/>
+        </w:sectPr>
+      </w:pPr>
+    </w:p>
+    <w:p>
+      <w:pPr>
+        <w:spacing w:after="0" w:line="360" w:lineRule="auto"/>
+        <w:ind w:firstLine="709"/>
+        <w:jc w:val="both"/>
+      </w:pPr>
+      <w:r>
+        <w:lastRenderedPageBreak/>
+        <w:t>На рисунке 1</w:t>
+      </w:r>
+      <w:r>
+        <w:t xml:space="preserve"> представлена ERD диаграмма, разрабатываемой базы данных.</w:t>
+      </w:r>
+    </w:p>
+    <w:p>
+      <w:pPr>
+        <w:spacing w:after="0" w:line="360" w:lineRule="auto"/>
+        <w:ind w:firstLine="709"/>
+        <w:jc w:val="both"/>
+      </w:pPr>
+      <w:r>
+        <w:drawing>
+          <wp:inline distT="0" distB="0" distL="0" distR="0" wp14:anchorId="54433131" wp14:editId="59A70F15">
+            <wp:extent cx="8715375" cy="5254177"/>
+            <wp:effectExtent l="0" t="0" r="0" b="3810"/>
+            <wp:docPr id="1" name="Рисунок 1"/>
+            <wp:cNvGraphicFramePr>
+              <a:graphicFrameLocks xmlns:a="http://schemas.openxmlformats.org/drawingml/2006/main" noChangeAspect="1"/>
+            </wp:cNvGraphicFramePr>
+            <a:graphic xmlns:a="http://schemas.openxmlformats.org/drawingml/2006/main">
+              <a:graphicData uri="http://schemas.openxmlformats.org/drawingml/2006/picture">
+                <pic:pic xmlns:pic="http://schemas.openxmlformats.org/drawingml/2006/picture">
+                  <pic:nvPicPr>
+                    <pic:cNvPr id="1" name=""/>
+                    <pic:cNvPicPr/>
+                  </pic:nvPicPr>
+                  <pic:blipFill>
+                    <a:blip r:embed="rId5"/>
+                    <a:stretch>
+                      <a:fillRect/>
+                    </a:stretch>
+                  </pic:blipFill>
+                  <pic:spPr>
+                    <a:xfrm>
+                      <a:off x="0" y="0"/>
+                      <a:ext cx="8727295" cy="5261363"/>
+                    </a:xfrm>
+                    <a:prstGeom prst="rect">
+                      <a:avLst/>
+                    </a:prstGeom>
+                  </pic:spPr>
+                </pic:pic>
+              </a:graphicData>
+            </a:graphic>
+          </wp:inline>
+        </w:drawing>
+      </w:r>
+    </w:p>
+    <w:p>
+      <w:pPr>
+        <w:spacing w:after="0" w:line="360" w:lineRule="auto"/>
+        <w:ind w:firstLine="709"/>
+        <w:jc w:val="both"/>
+      </w:pPr>
+      <w:r>
+        <w:t>Рисунок 1</w:t>
+      </w:r>
+      <w:r>
+        <w:t xml:space="preserve"> - ERD диаграмма, разрабатываемой базы данных</w:t>
+      </w:r>
+      <w:bookmarkStart w:id="0" w:name="_GoBack"/>
+      <w:bookmarkEnd w:id="0"/>
+    </w:p>
+    <w:p>
+      <w:pPr>
+        <w:spacing w:after="0" w:line="360" w:lineRule="auto"/>
+        <w:ind w:firstLine="709"/>
+        <w:jc w:val="both"/>
+        <w:sectPr>
+          <w:pgSz w:w="16838" w:h="11906" w:orient="landscape" w:code="9"/>
+          <w:pgMar w:top="1701" w:right="1134" w:bottom="851" w:left="1134" w:header="709" w:footer="709" w:gutter="0"/>
+          <w:cols w:space="708"/>
+          <w:docGrid w:linePitch="360"/>
+        </w:sectPr>
+      </w:pPr>
+    </w:p>
+    <w:p>
+      <w:pPr>
+        <w:spacing w:after="0" w:line="360" w:lineRule="auto"/>
+        <w:ind w:firstLine="709"/>
+        <w:jc w:val="both"/>
+      </w:pPr>
     </w:p>
     <w:sectPr>
       <w:pgSz w:w="11906" w:h="16838" w:code="9"/>
@@ -343,7 +598,7 @@
 </file>
 
 <file path=word/numbering.xml><?xml version="1.0" encoding="utf-8"?>
-<w:numbering xmlns:wpc="http://schemas.microsoft.com/office/word/2010/wordprocessingCanvas" xmlns:cx="http://schemas.microsoft.com/office/drawing/2014/chartex" xmlns:cx1="http://schemas.microsoft.com/office/drawing/2015/9/8/chartex" xmlns:cx2="http://schemas.microsoft.com/office/drawing/2015/10/21/chartex" xmlns:cx3="http://schemas.microsoft.com/office/drawing/2016/5/9/chartex" xmlns:cx4="http://schemas.microsoft.com/office/drawing/2016/5/10/chartex" xmlns:cx5="http://schemas.microsoft.com/office/drawing/2016/5/11/chartex" xmlns:cx6="http://schemas.microsoft.com/office/drawing/2016/5/12/chartex" xmlns:cx7="http://schemas.microsoft.com/office/drawing/2016/5/13/chartex" xmlns:cx8="http://schemas.microsoft.com/office/drawing/2016/5/14/chartex" xmlns:mc="http://schemas.openxmlformats.org/markup-compatibility/2006" xmlns:aink="http://schemas.microsoft.com/office/drawing/2016/ink" xmlns:am3d="http://schemas.microsoft.com/office/drawing/2017/model3d" xmlns:o="urn:schemas-microsoft-com:office:office" xmlns:oel="http://schemas.microsoft.com/office/2019/extlst" xmlns:r="http://schemas.openxmlformats.org/officeDocument/2006/relationships" xmlns:m="http://schemas.openxmlformats.org/officeDocument/2006/math" xmlns:v="urn:schemas-microsoft-com:vml" xmlns:wp14="http://schemas.microsoft.com/office/word/2010/wordprocessingDrawing" xmlns:wp="http://schemas.openxmlformats.org/drawingml/2006/wordprocessingDrawing" xmlns:w10="urn:schemas-microsoft-com:office:word" xmlns:w="http://schemas.openxmlformats.org/wordprocessingml/2006/main" xmlns:w14="http://schemas.microsoft.com/office/word/2010/wordml" xmlns:w15="http://schemas.microsoft.com/office/word/2012/wordml" xmlns:w16cex="http://schemas.microsoft.com/office/word/2018/wordml/cex" xmlns:w16cid="http://schemas.microsoft.com/office/word/2016/wordml/cid" xmlns:w16="http://schemas.microsoft.com/office/word/2018/wordml" xmlns:w16du="http://schemas.microsoft.com/office/word/2023/wordml/word16du" xmlns:w16sdtdh="http://schemas.microsoft.com/office/word/2020/wordml/sdtdatahash" xmlns:w16sdtfl="http://schemas.microsoft.com/office/word/2024/wordml/sdtformatlock" xmlns:w16se="http://schemas.microsoft.com/office/word/2015/wordml/symex" xmlns:wpg="http://schemas.microsoft.com/office/word/2010/wordprocessingGroup" xmlns:wpi="http://schemas.microsoft.com/office/word/2010/wordprocessingInk" xmlns:wne="http://schemas.microsoft.com/office/word/2006/wordml" xmlns:wps="http://schemas.microsoft.com/office/word/2010/wordprocessingShape" mc:Ignorable="w14 w15 w16se w16cid w16 w16cex w16sdtdh w16sdtfl w16du wp14">
+<w:numbering xmlns:wpc="http://schemas.microsoft.com/office/word/2010/wordprocessingCanvas" xmlns:cx="http://schemas.microsoft.com/office/drawing/2014/chartex" xmlns:cx1="http://schemas.microsoft.com/office/drawing/2015/9/8/chartex" xmlns:mc="http://schemas.openxmlformats.org/markup-compatibility/2006" xmlns:o="urn:schemas-microsoft-com:office:office" xmlns:r="http://schemas.openxmlformats.org/officeDocument/2006/relationships" xmlns:m="http://schemas.openxmlformats.org/officeDocument/2006/math" xmlns:v="urn:schemas-microsoft-com:vml" xmlns:wp14="http://schemas.microsoft.com/office/word/2010/wordprocessingDrawing" xmlns:wp="http://schemas.openxmlformats.org/drawingml/2006/wordprocessingDrawing" xmlns:w10="urn:schemas-microsoft-com:office:word" xmlns:w="http://schemas.openxmlformats.org/wordprocessingml/2006/main" xmlns:w14="http://schemas.microsoft.com/office/word/2010/wordml" xmlns:w15="http://schemas.microsoft.com/office/word/2012/wordml" xmlns:w16se="http://schemas.microsoft.com/office/word/2015/wordml/symex" xmlns:wpg="http://schemas.microsoft.com/office/word/2010/wordprocessingGroup" xmlns:wpi="http://schemas.microsoft.com/office/word/2010/wordprocessingInk" xmlns:wne="http://schemas.microsoft.com/office/word/2006/wordml" xmlns:wps="http://schemas.microsoft.com/office/word/2010/wordprocessingShape" mc:Ignorable="w14 w15 w16se wp14">
   <w:abstractNum w:abstractNumId="0" w15:restartNumberingAfterBreak="0">
     <w:nsid w:val="4D7951AF"/>
     <w:multiLevelType w:val="multilevel"/>
@@ -457,14 +712,14 @@
       </w:pPr>
     </w:lvl>
   </w:abstractNum>
-  <w:num w:numId="1" w16cid:durableId="738359606">
+  <w:num w:numId="1">
     <w:abstractNumId w:val="0"/>
   </w:num>
 </w:numbering>
 </file>
 
 <file path=word/styles.xml><?xml version="1.0" encoding="utf-8"?>
-<w:styles xmlns:mc="http://schemas.openxmlformats.org/markup-compatibility/2006" xmlns:r="http://schemas.openxmlformats.org/officeDocument/2006/relationships" xmlns:w="http://schemas.openxmlformats.org/wordprocessingml/2006/main" xmlns:w14="http://schemas.microsoft.com/office/word/2010/wordml" xmlns:w15="http://schemas.microsoft.com/office/word/2012/wordml" xmlns:w16cex="http://schemas.microsoft.com/office/word/2018/wordml/cex" xmlns:w16cid="http://schemas.microsoft.com/office/word/2016/wordml/cid" xmlns:w16="http://schemas.microsoft.com/office/word/2018/wordml" xmlns:w16du="http://schemas.microsoft.com/office/word/2023/wordml/word16du" xmlns:w16sdtdh="http://schemas.microsoft.com/office/word/2020/wordml/sdtdatahash" xmlns:w16sdtfl="http://schemas.microsoft.com/office/word/2024/wordml/sdtformatlock" xmlns:w16se="http://schemas.microsoft.com/office/word/2015/wordml/symex" mc:Ignorable="w14 w15 w16se w16cid w16 w16cex w16sdtdh w16sdtfl w16du">
+<w:styles xmlns:mc="http://schemas.openxmlformats.org/markup-compatibility/2006" xmlns:r="http://schemas.openxmlformats.org/officeDocument/2006/relationships" xmlns:w="http://schemas.openxmlformats.org/wordprocessingml/2006/main" xmlns:w14="http://schemas.microsoft.com/office/word/2010/wordml" xmlns:w15="http://schemas.microsoft.com/office/word/2012/wordml" xmlns:w16se="http://schemas.microsoft.com/office/word/2015/wordml/symex" mc:Ignorable="w14 w15 w16se">
   <w:docDefaults>
     <w:rPrDefault>
       <w:rPr>
@@ -480,7 +735,7 @@
       </w:pPr>
     </w:pPrDefault>
   </w:docDefaults>
-  <w:latentStyles w:defLockedState="0" w:defUIPriority="99" w:defSemiHidden="0" w:defUnhideWhenUsed="0" w:defQFormat="0" w:count="376">
+  <w:latentStyles w:defLockedState="0" w:defUIPriority="99" w:defSemiHidden="0" w:defUnhideWhenUsed="0" w:defQFormat="0" w:count="371">
     <w:lsdException w:name="Normal" w:uiPriority="0" w:qFormat="1"/>
     <w:lsdException w:name="heading 1" w:uiPriority="9" w:qFormat="1"/>
     <w:lsdException w:name="heading 2" w:semiHidden="1" w:uiPriority="9" w:unhideWhenUsed="1" w:qFormat="1"/>
@@ -852,11 +1107,6 @@
     <w:lsdException w:name="List Table 5 Dark Accent 6" w:uiPriority="50"/>
     <w:lsdException w:name="List Table 6 Colorful Accent 6" w:uiPriority="51"/>
     <w:lsdException w:name="List Table 7 Colorful Accent 6" w:uiPriority="52"/>
-    <w:lsdException w:name="Mention" w:semiHidden="1" w:unhideWhenUsed="1"/>
-    <w:lsdException w:name="Smart Hyperlink" w:semiHidden="1" w:unhideWhenUsed="1"/>
-    <w:lsdException w:name="Hashtag" w:semiHidden="1" w:unhideWhenUsed="1"/>
-    <w:lsdException w:name="Unresolved Mention" w:semiHidden="1" w:unhideWhenUsed="1"/>
-    <w:lsdException w:name="Smart Link" w:semiHidden="1" w:unhideWhenUsed="1"/>
   </w:latentStyles>
   <w:style w:type="paragraph" w:default="1" w:styleId="a">
     <w:name w:val="Normal"/>

--- a/Контроль технического состояние (Шамарин, Морозов).docx
+++ b/Контроль технического состояние (Шамарин, Морозов).docx
@@ -1,14 +1,22 @@
 
 <file path=word/document.xml><?xml version="1.0" encoding="utf-8"?>
-<w:document xmlns:wpc="http://schemas.microsoft.com/office/word/2010/wordprocessingCanvas" xmlns:cx="http://schemas.microsoft.com/office/drawing/2014/chartex" xmlns:cx1="http://schemas.microsoft.com/office/drawing/2015/9/8/chartex" xmlns:mc="http://schemas.openxmlformats.org/markup-compatibility/2006" xmlns:o="urn:schemas-microsoft-com:office:office" xmlns:r="http://schemas.openxmlformats.org/officeDocument/2006/relationships" xmlns:m="http://schemas.openxmlformats.org/officeDocument/2006/math" xmlns:v="urn:schemas-microsoft-com:vml" xmlns:wp14="http://schemas.microsoft.com/office/word/2010/wordprocessingDrawing" xmlns:wp="http://schemas.openxmlformats.org/drawingml/2006/wordprocessingDrawing" xmlns:w10="urn:schemas-microsoft-com:office:word" xmlns:w="http://schemas.openxmlformats.org/wordprocessingml/2006/main" xmlns:w14="http://schemas.microsoft.com/office/word/2010/wordml" xmlns:w15="http://schemas.microsoft.com/office/word/2012/wordml" xmlns:w16se="http://schemas.microsoft.com/office/word/2015/wordml/symex" xmlns:wpg="http://schemas.microsoft.com/office/word/2010/wordprocessingGroup" xmlns:wpi="http://schemas.microsoft.com/office/word/2010/wordprocessingInk" xmlns:wne="http://schemas.microsoft.com/office/word/2006/wordml" xmlns:wps="http://schemas.microsoft.com/office/word/2010/wordprocessingShape" mc:Ignorable="w14 w15 w16se wp14">
+<w:document xmlns:wpc="http://schemas.microsoft.com/office/word/2010/wordprocessingCanvas" xmlns:cx="http://schemas.microsoft.com/office/drawing/2014/chartex" xmlns:cx1="http://schemas.microsoft.com/office/drawing/2015/9/8/chartex" xmlns:cx2="http://schemas.microsoft.com/office/drawing/2015/10/21/chartex" xmlns:cx3="http://schemas.microsoft.com/office/drawing/2016/5/9/chartex" xmlns:cx4="http://schemas.microsoft.com/office/drawing/2016/5/10/chartex" xmlns:cx5="http://schemas.microsoft.com/office/drawing/2016/5/11/chartex" xmlns:cx6="http://schemas.microsoft.com/office/drawing/2016/5/12/chartex" xmlns:cx7="http://schemas.microsoft.com/office/drawing/2016/5/13/chartex" xmlns:cx8="http://schemas.microsoft.com/office/drawing/2016/5/14/chartex" xmlns:mc="http://schemas.openxmlformats.org/markup-compatibility/2006" xmlns:aink="http://schemas.microsoft.com/office/drawing/2016/ink" xmlns:am3d="http://schemas.microsoft.com/office/drawing/2017/model3d" xmlns:o="urn:schemas-microsoft-com:office:office" xmlns:oel="http://schemas.microsoft.com/office/2019/extlst" xmlns:r="http://schemas.openxmlformats.org/officeDocument/2006/relationships" xmlns:m="http://schemas.openxmlformats.org/officeDocument/2006/math" xmlns:v="urn:schemas-microsoft-com:vml" xmlns:wp14="http://schemas.microsoft.com/office/word/2010/wordprocessingDrawing" xmlns:wp="http://schemas.openxmlformats.org/drawingml/2006/wordprocessingDrawing" xmlns:w10="urn:schemas-microsoft-com:office:word" xmlns:w="http://schemas.openxmlformats.org/wordprocessingml/2006/main" xmlns:w14="http://schemas.microsoft.com/office/word/2010/wordml" xmlns:w15="http://schemas.microsoft.com/office/word/2012/wordml" xmlns:w16cex="http://schemas.microsoft.com/office/word/2018/wordml/cex" xmlns:w16cid="http://schemas.microsoft.com/office/word/2016/wordml/cid" xmlns:w16="http://schemas.microsoft.com/office/word/2018/wordml" xmlns:w16du="http://schemas.microsoft.com/office/word/2023/wordml/word16du" xmlns:w16sdtdh="http://schemas.microsoft.com/office/word/2020/wordml/sdtdatahash" xmlns:w16sdtfl="http://schemas.microsoft.com/office/word/2024/wordml/sdtformatlock" xmlns:w16se="http://schemas.microsoft.com/office/word/2015/wordml/symex" xmlns:wpg="http://schemas.microsoft.com/office/word/2010/wordprocessingGroup" xmlns:wpi="http://schemas.microsoft.com/office/word/2010/wordprocessingInk" xmlns:wne="http://schemas.microsoft.com/office/word/2006/wordml" xmlns:wps="http://schemas.microsoft.com/office/word/2010/wordprocessingShape" mc:Ignorable="w14 w15 w16se w16cid w16 w16cex w16sdtdh w16sdtfl w16du wp14">
   <w:body>
     <w:p>
       <w:pPr>
         <w:spacing w:after="0" w:line="360" w:lineRule="auto"/>
         <w:ind w:firstLine="709"/>
         <w:jc w:val="both"/>
-      </w:pPr>
-      <w:r>
+        <w:rPr>
+          <w:b/>
+          <w:bCs/>
+        </w:rPr>
+      </w:pPr>
+      <w:r>
+        <w:rPr>
+          <w:b/>
+          <w:bCs/>
+        </w:rPr>
         <w:t>1. Анализ предметной области.</w:t>
       </w:r>
     </w:p>
@@ -332,9 +340,24 @@
         <w:spacing w:after="0" w:line="360" w:lineRule="auto"/>
         <w:ind w:firstLine="709"/>
         <w:jc w:val="both"/>
-      </w:pPr>
-      <w:r>
+        <w:rPr>
+          <w:b/>
+          <w:bCs/>
+        </w:rPr>
+      </w:pPr>
+      <w:r>
+        <w:rPr>
+          <w:b/>
+          <w:bCs/>
+        </w:rPr>
         <w:lastRenderedPageBreak/>
+        <w:t xml:space="preserve">2. </w:t>
+      </w:r>
+      <w:r>
+        <w:rPr>
+          <w:b/>
+          <w:bCs/>
+        </w:rPr>
         <w:t>Разработка базы данных</w:t>
       </w:r>
     </w:p>
@@ -345,142 +368,199 @@
         <w:jc w:val="both"/>
       </w:pPr>
       <w:r>
-        <w:t>Проектирование и разработка реляционной базы данных информационной системы «Контроль технического состояния» основаны на результатах исследования предметной области. На первом этапе проектирования осуществлено выявление ключевых сущностей, отражающих физические объекты, документы и процессы. В качестве основных сущностей определены: «Сотрудники» (персонал, обеспечивающий контроль и обслуживание), «Автомобили» (транспортные средства, находящиеся под наблюдением), «Статусы» (справочник состояний автомобиля), «Параметры» (справочник измеряемых характеристик), «Показания датчиков» (результаты замеров), «Заявки на обслуживание» (запросы на ремонт и диагностику), а также «История статусов» (журнал изменения состояний автомобилей).</w:t>
-      </w:r>
-    </w:p>
-    <w:p>
-      <w:pPr>
-        <w:spacing w:after="0" w:line="360" w:lineRule="auto"/>
-        <w:ind w:firstLine="709"/>
-        <w:jc w:val="both"/>
-      </w:pPr>
-      <w:r>
-        <w:t>Для каждой выделенной сущности сформирован исчерпывающий перечень атрибутов, обеспечивающий полную фиксацию бизнес-информации. Сущность «Сотрудники» вкл</w:t>
-      </w:r>
-      <w:r>
-        <w:t>ючает идентификатор, логин, пароль</w:t>
-      </w:r>
-      <w:r>
-        <w:t xml:space="preserve">, роль, ФИО, адрес электронной почты, контактный телефон и дату создания записи. Для «Автомобилей» определены идентификатор, VIN-номер, марка, модель, год выпуска, ссылка на текущий статус и дата добавления в систему. Сущность «Статусы» содержит идентификатор, название и описание. </w:t>
-      </w:r>
-      <w:proofErr w:type="gramStart"/>
-      <w:r>
-        <w:t>В сущности</w:t>
-      </w:r>
-      <w:proofErr w:type="gramEnd"/>
-      <w:r>
-        <w:t xml:space="preserve"> «Параметры» фиксируются идентификатор, название, единица измерения, минимальное и максимальное допустимое значение. «Показания датчиков» характеризуются идентификатором, ссылками на автомобиль и параметр, значением и временем замера. «Заявки на обслуживание» описываются идентификатором, ссылкой на автомобиль, описанием проблемы, статусом заявки, ссылкой на ответственного сотрудника, датой созд</w:t>
-      </w:r>
-      <w:r>
-        <w:t xml:space="preserve">ания и датой закрытия. </w:t>
-      </w:r>
-      <w:r>
-        <w:t>«История статусов» содержит идентификатор записи, ссылки на автомобиль и статус, а также дату изменения.</w:t>
-      </w:r>
-    </w:p>
-    <w:p>
-      <w:pPr>
-        <w:spacing w:after="0" w:line="360" w:lineRule="auto"/>
-        <w:ind w:firstLine="709"/>
-        <w:jc w:val="both"/>
-      </w:pPr>
-      <w:r>
-        <w:t xml:space="preserve">С целью обеспечения высочайшего уровня достоверности и надёжности данных на этапе логического проектирования заданы ограничения целостности. Доменная целостность гарантирует корректность значений: год </w:t>
-      </w:r>
+        <w:t>Проектирование базы данных информационной системы «Контроль технического состояния» выполнено на основе анализа предметной области. Выделены ключевые сущности: «Сотрудники», «Автомобили», «Пороговые значения», «Статусы», «История замеров», «Заявки на обслуживание», «Виды обслуживания» и «История статусов».</w:t>
+      </w:r>
+    </w:p>
+    <w:p>
+      <w:pPr>
+        <w:spacing w:after="0" w:line="360" w:lineRule="auto"/>
+        <w:ind w:firstLine="709"/>
+        <w:jc w:val="both"/>
+      </w:pPr>
+      <w:r>
+        <w:t xml:space="preserve">Сущность «Сотрудники» включает идентификатор, логин, </w:t>
+      </w:r>
+      <w:proofErr w:type="spellStart"/>
+      <w:r>
+        <w:t>хеш</w:t>
+      </w:r>
+      <w:proofErr w:type="spellEnd"/>
+      <w:r>
+        <w:t xml:space="preserve"> пароля, роль (</w:t>
+      </w:r>
+      <w:proofErr w:type="spellStart"/>
+      <w:r>
+        <w:t>admin</w:t>
+      </w:r>
+      <w:proofErr w:type="spellEnd"/>
+      <w:r>
+        <w:t xml:space="preserve"> или </w:t>
+      </w:r>
+      <w:proofErr w:type="spellStart"/>
+      <w:r>
+        <w:t>technician</w:t>
+      </w:r>
+      <w:proofErr w:type="spellEnd"/>
+      <w:r>
+        <w:t xml:space="preserve">), ФИО, </w:t>
+      </w:r>
+      <w:proofErr w:type="spellStart"/>
+      <w:r>
+        <w:t>email</w:t>
+      </w:r>
+      <w:proofErr w:type="spellEnd"/>
+      <w:r>
+        <w:t>, телефон и дату создания.</w:t>
+      </w:r>
+    </w:p>
+    <w:p>
+      <w:pPr>
+        <w:spacing w:after="0" w:line="360" w:lineRule="auto"/>
+        <w:ind w:firstLine="709"/>
+        <w:jc w:val="both"/>
+      </w:pPr>
+      <w:r>
+        <w:t>Сущность «Автомобили» содержит идентификатор, VIN, марку, модель, год выпуска, ссылку на текущий статус и десять параметров состояния: давление в шинах, температура двигателя, уровень топлива, уровень масла, уровень охлаждающей жидкости, напряжение АКБ, износ тормозных колодок, пробег с последнего ТО, уровень тормозной жидкости, состояние ремня ГРМ.</w:t>
+      </w:r>
+    </w:p>
+    <w:p>
+      <w:pPr>
+        <w:spacing w:after="0" w:line="360" w:lineRule="auto"/>
+        <w:ind w:firstLine="709"/>
+        <w:jc w:val="both"/>
+      </w:pPr>
+      <w:r>
+        <w:t>Сущность «Пороговые значения» хранит название параметра, единицу измерения, минимальное и максимальное допустимое значение.</w:t>
+      </w:r>
+    </w:p>
+    <w:p>
+      <w:pPr>
+        <w:spacing w:after="0" w:line="360" w:lineRule="auto"/>
+        <w:ind w:firstLine="709"/>
+        <w:jc w:val="both"/>
+      </w:pPr>
+      <w:r>
+        <w:t>Сущность «Статусы» содержит идентификатор, название и описание.</w:t>
+      </w:r>
+    </w:p>
+    <w:p>
+      <w:pPr>
+        <w:spacing w:after="0" w:line="360" w:lineRule="auto"/>
+        <w:ind w:firstLine="709"/>
+        <w:jc w:val="both"/>
+      </w:pPr>
+      <w:r>
+        <w:t>Сущность «История замеров» фиксирует ссылку на автомобиль, название параметра, значение и время замера.</w:t>
+      </w:r>
+    </w:p>
+    <w:p>
+      <w:pPr>
+        <w:spacing w:after="0" w:line="360" w:lineRule="auto"/>
+        <w:ind w:firstLine="709"/>
+        <w:jc w:val="both"/>
+      </w:pPr>
+      <w:r>
+        <w:t>Сущность «Заявки на обслуживание» описывается идентификатором, ссылкой на автомобиль, описанием проблемы, статусом (</w:t>
+      </w:r>
+      <w:proofErr w:type="spellStart"/>
+      <w:r>
+        <w:t>open</w:t>
+      </w:r>
+      <w:proofErr w:type="spellEnd"/>
+      <w:r>
+        <w:t xml:space="preserve">, </w:t>
+      </w:r>
+      <w:proofErr w:type="spellStart"/>
+      <w:r>
+        <w:t>in_progress</w:t>
+      </w:r>
+      <w:proofErr w:type="spellEnd"/>
+      <w:r>
+        <w:t xml:space="preserve">, </w:t>
+      </w:r>
+      <w:proofErr w:type="spellStart"/>
+      <w:r>
+        <w:t>closed</w:t>
+      </w:r>
+      <w:proofErr w:type="spellEnd"/>
+      <w:r>
+        <w:t>), ссылкой на ответственного сотрудника, датой создания и датой закрытия.</w:t>
+      </w:r>
+    </w:p>
+    <w:p>
+      <w:pPr>
+        <w:spacing w:after="0" w:line="360" w:lineRule="auto"/>
+        <w:ind w:firstLine="709"/>
+        <w:jc w:val="both"/>
+      </w:pPr>
+      <w:r>
+        <w:t>Сущность «Виды обслуживания» содержит идентификатор, название и описание работы.</w:t>
+      </w:r>
+    </w:p>
+    <w:p>
+      <w:pPr>
+        <w:spacing w:after="0" w:line="360" w:lineRule="auto"/>
+        <w:ind w:firstLine="709"/>
+        <w:jc w:val="both"/>
+      </w:pPr>
+      <w:r>
+        <w:t>Сущность «История статусов» включает ссылки на автомобиль, статус, заявку и вид обслуживания, комментарий и дату изменения.</w:t>
+      </w:r>
+    </w:p>
+    <w:p>
+      <w:pPr>
+        <w:spacing w:after="0" w:line="360" w:lineRule="auto"/>
+        <w:ind w:firstLine="709"/>
+        <w:jc w:val="both"/>
+      </w:pPr>
+      <w:r>
+        <w:t xml:space="preserve">Ограничения целостности: год выпуска ограничен диапазоном 1900–2100, минимальное значение порога неотрицательно, максимальное превышает минимальное. Все таблицы имеют первичный ключ. Внешние ключи обеспечивают ссылочную целостность. При удалении автомобиля </w:t>
+      </w:r>
+      <w:proofErr w:type="spellStart"/>
       <w:r>
         <w:lastRenderedPageBreak/>
-        <w:t>выпуска автомобиля ограничен диапазоном от 1900 до 2100, минимальное значение параметра не может быть отрицательным, а максимальное должно превышать минимальное. Сущностная целостность достигается назначением для каждой таблицы уникального первичного ключа (PRIMARY KEY) с запретом неопределённых значений (NOT NULL). Ссылочная целостность обеспечивает межтабличные связи с помощью внешних ключей (FOREIGN KEY), гарантируя, что любое показание датчика, заявка или запись истории ссылаются на существующие записи справочников автомобилей, параметров и статусов. Дополнительные логические ограничения накладывают требования уникальности (UNIQUE) на поля VIN, логина, названий параметров и статусов, а также помечают ключевые информационные поля как обязательные к заполнению (NOT NULL).</w:t>
-      </w:r>
-    </w:p>
-    <w:p>
-      <w:pPr>
-        <w:spacing w:after="0" w:line="360" w:lineRule="auto"/>
-        <w:ind w:firstLine="709"/>
-        <w:jc w:val="both"/>
-      </w:pPr>
-      <w:r>
-        <w:t>Расстановка первичных ключей осуществлена во всех таблицах проектируемой схемы данных. Для таблиц «Сотрудники», «Автомобили», «Статусы», «Параметры», «Заявки на обслуживание» и «История статусов» в качестве первичных ключей сформированы соответствующие идентификаторы с автоинкрементными типами данных SERIAL. Для таблицы «Показания датчиков», характеризующейся наибольшим объёмом накапливаемых данных, применён тип BIGSERIAL.</w:t>
-      </w:r>
-    </w:p>
-    <w:p>
-      <w:pPr>
-        <w:spacing w:after="0" w:line="360" w:lineRule="auto"/>
-        <w:ind w:firstLine="709"/>
-        <w:jc w:val="both"/>
-      </w:pPr>
-      <w:r>
-        <w:t>Логическая связность сущностей отражает реальную цепочку бизнес-процессов контроля технического состояния. Между сущностями «Статусы» и «Автомобили» установлена связь «один-ко-многим» (</w:t>
-      </w:r>
-      <w:proofErr w:type="gramStart"/>
-      <w:r>
-        <w:t>1:N</w:t>
-      </w:r>
-      <w:proofErr w:type="gramEnd"/>
-      <w:r>
-        <w:t xml:space="preserve">), так как один статус может быть присвоен множеству автомобилей, но каждый автомобиль имеет только один текущий статус. Связи типа </w:t>
-      </w:r>
-      <w:proofErr w:type="gramStart"/>
-      <w:r>
-        <w:t>1:N</w:t>
-      </w:r>
-      <w:proofErr w:type="gramEnd"/>
-      <w:r>
-        <w:t xml:space="preserve"> также объединяют «Автомобили» и «Показания датчиков» (у одной машины множество замеров), «Параметры» и «Показания датчиков» (один параметр используется во множестве измерений), «Автомобили» и «Заявки на обслуживание» (у одной машины может быть несколько заявок), «Сотрудники» и «Заявки на обслуживание» (один сотрудник может быть ответственным за множество </w:t>
-      </w:r>
-      <w:r>
-        <w:lastRenderedPageBreak/>
-        <w:t>заявок), а также «Автомобили» и «История статусов» (у одной машины множество записей об изменении состояния).</w:t>
-      </w:r>
-    </w:p>
-    <w:p>
-      <w:pPr>
-        <w:spacing w:after="0" w:line="360" w:lineRule="auto"/>
-        <w:ind w:firstLine="709"/>
-        <w:jc w:val="both"/>
-      </w:pPr>
-      <w:r>
-        <w:t>На основе установленных требований построена концептуальная ER-модель</w:t>
-      </w:r>
-      <w:r>
-        <w:t>, наглядно визуализирующая</w:t>
-      </w:r>
-      <w:r>
-        <w:t xml:space="preserve"> структуру базы данных, сущности, их атрибутивный состав и типы связи (</w:t>
-      </w:r>
-      <w:proofErr w:type="gramStart"/>
-      <w:r>
-        <w:t>1:N</w:t>
-      </w:r>
-      <w:proofErr w:type="gramEnd"/>
-      <w:r>
-        <w:t>) независимо от конкретной программной среды. Концептуальная схема демонстрирует, каким образом сквозной контроль состояния автомобилей объединяет в единую информационную систему данные о транспортных средствах, результатах измерений, заявках на обслуживание и истории изменения статусов.</w:t>
-      </w:r>
-    </w:p>
-    <w:p>
-      <w:pPr>
-        <w:spacing w:after="0" w:line="360" w:lineRule="auto"/>
-        <w:ind w:firstLine="709"/>
-        <w:jc w:val="both"/>
-      </w:pPr>
-      <w:r>
-        <w:t>Физическая реализация базы данных выполнена в современн</w:t>
-      </w:r>
-      <w:r>
-        <w:t xml:space="preserve">ой реляционной СУБД </w:t>
+        <w:t>каскадно</w:t>
+      </w:r>
+      <w:proofErr w:type="spellEnd"/>
+      <w:r>
+        <w:t xml:space="preserve"> удаляются его замеры, заявки и история. Статусы и виды обслуживания защищены от удаления при наличии связанных записей. Поля VIN, логин и названия параметров уникальны.</w:t>
+      </w:r>
+    </w:p>
+    <w:p>
+      <w:pPr>
+        <w:spacing w:after="0" w:line="360" w:lineRule="auto"/>
+        <w:ind w:firstLine="709"/>
+        <w:jc w:val="both"/>
+      </w:pPr>
+      <w:r>
+        <w:t xml:space="preserve">Связи между сущностями организованы по типу «один-ко-многим». Статус может быть присвоен множеству автомобилей, но каждый автомобиль имеет один текущий статус. Один автомобиль имеет множество замеров, заявок и записей в истории статусов. Один сотрудник может быть ответственным за множество заявок. Один статус, одна заявка и один вид обслуживания могут встречаться во множестве записей истории. При удалении автомобиля связанные записи удаляются </w:t>
       </w:r>
       <w:proofErr w:type="spellStart"/>
       <w:r>
+        <w:t>каскадно</w:t>
+      </w:r>
+      <w:proofErr w:type="spellEnd"/>
+      <w:r>
+        <w:t>. При удалении статуса или вида обслуживания, если на них есть ссылки, операция запрещается. При удалении сотрудника или заявки ссылка в истории становится пустой.</w:t>
+      </w:r>
+    </w:p>
+    <w:p>
+      <w:pPr>
+        <w:spacing w:after="0" w:line="360" w:lineRule="auto"/>
+        <w:ind w:firstLine="709"/>
+        <w:jc w:val="both"/>
+      </w:pPr>
+      <w:r>
+        <w:t xml:space="preserve">Физическая реализация выполнена в </w:t>
+      </w:r>
+      <w:proofErr w:type="spellStart"/>
+      <w:r>
         <w:t>PostgreSQL</w:t>
       </w:r>
       <w:proofErr w:type="spellEnd"/>
       <w:r>
         <w:t>.</w:t>
       </w:r>
-    </w:p>
-    <w:p>
-      <w:pPr>
-        <w:spacing w:line="259" w:lineRule="auto"/>
-      </w:pPr>
     </w:p>
     <w:p>
       <w:pPr>
@@ -515,6 +595,9 @@
         <w:jc w:val="both"/>
       </w:pPr>
       <w:r>
+        <w:rPr>
+          <w:noProof/>
+        </w:rPr>
         <w:drawing>
           <wp:inline distT="0" distB="0" distL="0" distR="0" wp14:anchorId="54433131" wp14:editId="59A70F15">
             <wp:extent cx="8715375" cy="5254177"/>
@@ -564,8 +647,6 @@
       <w:r>
         <w:t xml:space="preserve"> - ERD диаграмма, разрабатываемой базы данных</w:t>
       </w:r>
-      <w:bookmarkStart w:id="0" w:name="_GoBack"/>
-      <w:bookmarkEnd w:id="0"/>
     </w:p>
     <w:p>
       <w:pPr>
@@ -598,7 +679,7 @@
 </file>
 
 <file path=word/numbering.xml><?xml version="1.0" encoding="utf-8"?>
-<w:numbering xmlns:wpc="http://schemas.microsoft.com/office/word/2010/wordprocessingCanvas" xmlns:cx="http://schemas.microsoft.com/office/drawing/2014/chartex" xmlns:cx1="http://schemas.microsoft.com/office/drawing/2015/9/8/chartex" xmlns:mc="http://schemas.openxmlformats.org/markup-compatibility/2006" xmlns:o="urn:schemas-microsoft-com:office:office" xmlns:r="http://schemas.openxmlformats.org/officeDocument/2006/relationships" xmlns:m="http://schemas.openxmlformats.org/officeDocument/2006/math" xmlns:v="urn:schemas-microsoft-com:vml" xmlns:wp14="http://schemas.microsoft.com/office/word/2010/wordprocessingDrawing" xmlns:wp="http://schemas.openxmlformats.org/drawingml/2006/wordprocessingDrawing" xmlns:w10="urn:schemas-microsoft-com:office:word" xmlns:w="http://schemas.openxmlformats.org/wordprocessingml/2006/main" xmlns:w14="http://schemas.microsoft.com/office/word/2010/wordml" xmlns:w15="http://schemas.microsoft.com/office/word/2012/wordml" xmlns:w16se="http://schemas.microsoft.com/office/word/2015/wordml/symex" xmlns:wpg="http://schemas.microsoft.com/office/word/2010/wordprocessingGroup" xmlns:wpi="http://schemas.microsoft.com/office/word/2010/wordprocessingInk" xmlns:wne="http://schemas.microsoft.com/office/word/2006/wordml" xmlns:wps="http://schemas.microsoft.com/office/word/2010/wordprocessingShape" mc:Ignorable="w14 w15 w16se wp14">
+<w:numbering xmlns:wpc="http://schemas.microsoft.com/office/word/2010/wordprocessingCanvas" xmlns:cx="http://schemas.microsoft.com/office/drawing/2014/chartex" xmlns:cx1="http://schemas.microsoft.com/office/drawing/2015/9/8/chartex" xmlns:cx2="http://schemas.microsoft.com/office/drawing/2015/10/21/chartex" xmlns:cx3="http://schemas.microsoft.com/office/drawing/2016/5/9/chartex" xmlns:cx4="http://schemas.microsoft.com/office/drawing/2016/5/10/chartex" xmlns:cx5="http://schemas.microsoft.com/office/drawing/2016/5/11/chartex" xmlns:cx6="http://schemas.microsoft.com/office/drawing/2016/5/12/chartex" xmlns:cx7="http://schemas.microsoft.com/office/drawing/2016/5/13/chartex" xmlns:cx8="http://schemas.microsoft.com/office/drawing/2016/5/14/chartex" xmlns:mc="http://schemas.openxmlformats.org/markup-compatibility/2006" xmlns:aink="http://schemas.microsoft.com/office/drawing/2016/ink" xmlns:am3d="http://schemas.microsoft.com/office/drawing/2017/model3d" xmlns:o="urn:schemas-microsoft-com:office:office" xmlns:oel="http://schemas.microsoft.com/office/2019/extlst" xmlns:r="http://schemas.openxmlformats.org/officeDocument/2006/relationships" xmlns:m="http://schemas.openxmlformats.org/officeDocument/2006/math" xmlns:v="urn:schemas-microsoft-com:vml" xmlns:wp14="http://schemas.microsoft.com/office/word/2010/wordprocessingDrawing" xmlns:wp="http://schemas.openxmlformats.org/drawingml/2006/wordprocessingDrawing" xmlns:w10="urn:schemas-microsoft-com:office:word" xmlns:w="http://schemas.openxmlformats.org/wordprocessingml/2006/main" xmlns:w14="http://schemas.microsoft.com/office/word/2010/wordml" xmlns:w15="http://schemas.microsoft.com/office/word/2012/wordml" xmlns:w16cex="http://schemas.microsoft.com/office/word/2018/wordml/cex" xmlns:w16cid="http://schemas.microsoft.com/office/word/2016/wordml/cid" xmlns:w16="http://schemas.microsoft.com/office/word/2018/wordml" xmlns:w16du="http://schemas.microsoft.com/office/word/2023/wordml/word16du" xmlns:w16sdtdh="http://schemas.microsoft.com/office/word/2020/wordml/sdtdatahash" xmlns:w16sdtfl="http://schemas.microsoft.com/office/word/2024/wordml/sdtformatlock" xmlns:w16se="http://schemas.microsoft.com/office/word/2015/wordml/symex" xmlns:wpg="http://schemas.microsoft.com/office/word/2010/wordprocessingGroup" xmlns:wpi="http://schemas.microsoft.com/office/word/2010/wordprocessingInk" xmlns:wne="http://schemas.microsoft.com/office/word/2006/wordml" xmlns:wps="http://schemas.microsoft.com/office/word/2010/wordprocessingShape" mc:Ignorable="w14 w15 w16se w16cid w16 w16cex w16sdtdh w16sdtfl w16du wp14">
   <w:abstractNum w:abstractNumId="0" w15:restartNumberingAfterBreak="0">
     <w:nsid w:val="4D7951AF"/>
     <w:multiLevelType w:val="multilevel"/>
@@ -712,14 +793,14 @@
       </w:pPr>
     </w:lvl>
   </w:abstractNum>
-  <w:num w:numId="1">
+  <w:num w:numId="1" w16cid:durableId="1553999160">
     <w:abstractNumId w:val="0"/>
   </w:num>
 </w:numbering>
 </file>
 
 <file path=word/styles.xml><?xml version="1.0" encoding="utf-8"?>
-<w:styles xmlns:mc="http://schemas.openxmlformats.org/markup-compatibility/2006" xmlns:r="http://schemas.openxmlformats.org/officeDocument/2006/relationships" xmlns:w="http://schemas.openxmlformats.org/wordprocessingml/2006/main" xmlns:w14="http://schemas.microsoft.com/office/word/2010/wordml" xmlns:w15="http://schemas.microsoft.com/office/word/2012/wordml" xmlns:w16se="http://schemas.microsoft.com/office/word/2015/wordml/symex" mc:Ignorable="w14 w15 w16se">
+<w:styles xmlns:mc="http://schemas.openxmlformats.org/markup-compatibility/2006" xmlns:r="http://schemas.openxmlformats.org/officeDocument/2006/relationships" xmlns:w="http://schemas.openxmlformats.org/wordprocessingml/2006/main" xmlns:w14="http://schemas.microsoft.com/office/word/2010/wordml" xmlns:w15="http://schemas.microsoft.com/office/word/2012/wordml" xmlns:w16cex="http://schemas.microsoft.com/office/word/2018/wordml/cex" xmlns:w16cid="http://schemas.microsoft.com/office/word/2016/wordml/cid" xmlns:w16="http://schemas.microsoft.com/office/word/2018/wordml" xmlns:w16du="http://schemas.microsoft.com/office/word/2023/wordml/word16du" xmlns:w16sdtdh="http://schemas.microsoft.com/office/word/2020/wordml/sdtdatahash" xmlns:w16sdtfl="http://schemas.microsoft.com/office/word/2024/wordml/sdtformatlock" xmlns:w16se="http://schemas.microsoft.com/office/word/2015/wordml/symex" mc:Ignorable="w14 w15 w16se w16cid w16 w16cex w16sdtdh w16sdtfl w16du">
   <w:docDefaults>
     <w:rPrDefault>
       <w:rPr>
@@ -735,7 +816,7 @@
       </w:pPr>
     </w:pPrDefault>
   </w:docDefaults>
-  <w:latentStyles w:defLockedState="0" w:defUIPriority="99" w:defSemiHidden="0" w:defUnhideWhenUsed="0" w:defQFormat="0" w:count="371">
+  <w:latentStyles w:defLockedState="0" w:defUIPriority="99" w:defSemiHidden="0" w:defUnhideWhenUsed="0" w:defQFormat="0" w:count="376">
     <w:lsdException w:name="Normal" w:uiPriority="0" w:qFormat="1"/>
     <w:lsdException w:name="heading 1" w:uiPriority="9" w:qFormat="1"/>
     <w:lsdException w:name="heading 2" w:semiHidden="1" w:uiPriority="9" w:unhideWhenUsed="1" w:qFormat="1"/>
@@ -1107,6 +1188,11 @@
     <w:lsdException w:name="List Table 5 Dark Accent 6" w:uiPriority="50"/>
     <w:lsdException w:name="List Table 6 Colorful Accent 6" w:uiPriority="51"/>
     <w:lsdException w:name="List Table 7 Colorful Accent 6" w:uiPriority="52"/>
+    <w:lsdException w:name="Mention" w:semiHidden="1" w:unhideWhenUsed="1"/>
+    <w:lsdException w:name="Smart Hyperlink" w:semiHidden="1" w:unhideWhenUsed="1"/>
+    <w:lsdException w:name="Hashtag" w:semiHidden="1" w:unhideWhenUsed="1"/>
+    <w:lsdException w:name="Unresolved Mention" w:semiHidden="1" w:unhideWhenUsed="1"/>
+    <w:lsdException w:name="Smart Link" w:semiHidden="1" w:unhideWhenUsed="1"/>
   </w:latentStyles>
   <w:style w:type="paragraph" w:default="1" w:styleId="a">
     <w:name w:val="Normal"/>
@@ -1321,7 +1407,6 @@
   <w:style w:type="character" w:default="1" w:styleId="a0">
     <w:name w:val="Default Paragraph Font"/>
     <w:uiPriority w:val="1"/>
-    <w:semiHidden/>
     <w:unhideWhenUsed/>
   </w:style>
   <w:style w:type="table" w:default="1" w:styleId="a1">

--- a/Контроль технического состояние (Шамарин, Морозов).docx
+++ b/Контроль технического состояние (Шамарин, Морозов).docx
@@ -1,6 +1,6 @@
 
 <file path=word/document.xml><?xml version="1.0" encoding="utf-8"?>
-<w:document xmlns:wpc="http://schemas.microsoft.com/office/word/2010/wordprocessingCanvas" xmlns:cx="http://schemas.microsoft.com/office/drawing/2014/chartex" xmlns:cx1="http://schemas.microsoft.com/office/drawing/2015/9/8/chartex" xmlns:cx2="http://schemas.microsoft.com/office/drawing/2015/10/21/chartex" xmlns:cx3="http://schemas.microsoft.com/office/drawing/2016/5/9/chartex" xmlns:cx4="http://schemas.microsoft.com/office/drawing/2016/5/10/chartex" xmlns:cx5="http://schemas.microsoft.com/office/drawing/2016/5/11/chartex" xmlns:cx6="http://schemas.microsoft.com/office/drawing/2016/5/12/chartex" xmlns:cx7="http://schemas.microsoft.com/office/drawing/2016/5/13/chartex" xmlns:cx8="http://schemas.microsoft.com/office/drawing/2016/5/14/chartex" xmlns:mc="http://schemas.openxmlformats.org/markup-compatibility/2006" xmlns:aink="http://schemas.microsoft.com/office/drawing/2016/ink" xmlns:am3d="http://schemas.microsoft.com/office/drawing/2017/model3d" xmlns:o="urn:schemas-microsoft-com:office:office" xmlns:oel="http://schemas.microsoft.com/office/2019/extlst" xmlns:r="http://schemas.openxmlformats.org/officeDocument/2006/relationships" xmlns:m="http://schemas.openxmlformats.org/officeDocument/2006/math" xmlns:v="urn:schemas-microsoft-com:vml" xmlns:wp14="http://schemas.microsoft.com/office/word/2010/wordprocessingDrawing" xmlns:wp="http://schemas.openxmlformats.org/drawingml/2006/wordprocessingDrawing" xmlns:w10="urn:schemas-microsoft-com:office:word" xmlns:w="http://schemas.openxmlformats.org/wordprocessingml/2006/main" xmlns:w14="http://schemas.microsoft.com/office/word/2010/wordml" xmlns:w15="http://schemas.microsoft.com/office/word/2012/wordml" xmlns:w16cex="http://schemas.microsoft.com/office/word/2018/wordml/cex" xmlns:w16cid="http://schemas.microsoft.com/office/word/2016/wordml/cid" xmlns:w16="http://schemas.microsoft.com/office/word/2018/wordml" xmlns:w16du="http://schemas.microsoft.com/office/word/2023/wordml/word16du" xmlns:w16sdtdh="http://schemas.microsoft.com/office/word/2020/wordml/sdtdatahash" xmlns:w16sdtfl="http://schemas.microsoft.com/office/word/2024/wordml/sdtformatlock" xmlns:w16se="http://schemas.microsoft.com/office/word/2015/wordml/symex" xmlns:wpg="http://schemas.microsoft.com/office/word/2010/wordprocessingGroup" xmlns:wpi="http://schemas.microsoft.com/office/word/2010/wordprocessingInk" xmlns:wne="http://schemas.microsoft.com/office/word/2006/wordml" xmlns:wps="http://schemas.microsoft.com/office/word/2010/wordprocessingShape" mc:Ignorable="w14 w15 w16se w16cid w16 w16cex w16sdtdh w16sdtfl w16du wp14">
+<w:document xmlns:wpc="http://schemas.microsoft.com/office/word/2010/wordprocessingCanvas" xmlns:cx="http://schemas.microsoft.com/office/drawing/2014/chartex" xmlns:cx1="http://schemas.microsoft.com/office/drawing/2015/9/8/chartex" xmlns:mc="http://schemas.openxmlformats.org/markup-compatibility/2006" xmlns:o="urn:schemas-microsoft-com:office:office" xmlns:r="http://schemas.openxmlformats.org/officeDocument/2006/relationships" xmlns:m="http://schemas.openxmlformats.org/officeDocument/2006/math" xmlns:v="urn:schemas-microsoft-com:vml" xmlns:wp14="http://schemas.microsoft.com/office/word/2010/wordprocessingDrawing" xmlns:wp="http://schemas.openxmlformats.org/drawingml/2006/wordprocessingDrawing" xmlns:w10="urn:schemas-microsoft-com:office:word" xmlns:w="http://schemas.openxmlformats.org/wordprocessingml/2006/main" xmlns:w14="http://schemas.microsoft.com/office/word/2010/wordml" xmlns:w15="http://schemas.microsoft.com/office/word/2012/wordml" xmlns:w16se="http://schemas.microsoft.com/office/word/2015/wordml/symex" xmlns:wpg="http://schemas.microsoft.com/office/word/2010/wordprocessingGroup" xmlns:wpi="http://schemas.microsoft.com/office/word/2010/wordprocessingInk" xmlns:wne="http://schemas.microsoft.com/office/word/2006/wordml" xmlns:wps="http://schemas.microsoft.com/office/word/2010/wordprocessingShape" mc:Ignorable="w14 w15 w16se wp14">
   <w:body>
     <w:p>
       <w:pPr>
@@ -551,15 +551,7 @@
         <w:jc w:val="both"/>
       </w:pPr>
       <w:r>
-        <w:t xml:space="preserve">Физическая реализация выполнена в </w:t>
-      </w:r>
-      <w:proofErr w:type="spellStart"/>
-      <w:r>
-        <w:t>PostgreSQL</w:t>
-      </w:r>
-      <w:proofErr w:type="spellEnd"/>
-      <w:r>
-        <w:t>.</w:t>
+        <w:t>Физическая реализация выполнена в PostgreSQL.</w:t>
       </w:r>
     </w:p>
     <w:p>
@@ -595,13 +587,10 @@
         <w:jc w:val="both"/>
       </w:pPr>
       <w:r>
-        <w:rPr>
-          <w:noProof/>
-        </w:rPr>
         <w:drawing>
-          <wp:inline distT="0" distB="0" distL="0" distR="0" wp14:anchorId="54433131" wp14:editId="59A70F15">
-            <wp:extent cx="8715375" cy="5254177"/>
-            <wp:effectExtent l="0" t="0" r="0" b="3810"/>
+          <wp:inline distT="0" distB="0" distL="0" distR="0" wp14:anchorId="54A164C7" wp14:editId="17152A6D">
+            <wp:extent cx="8312727" cy="5295900"/>
+            <wp:effectExtent l="0" t="0" r="0" b="0"/>
             <wp:docPr id="1" name="Рисунок 1"/>
             <wp:cNvGraphicFramePr>
               <a:graphicFrameLocks xmlns:a="http://schemas.openxmlformats.org/drawingml/2006/main" noChangeAspect="1"/>
@@ -622,7 +611,7 @@
                   <pic:spPr>
                     <a:xfrm>
                       <a:off x="0" y="0"/>
-                      <a:ext cx="8727295" cy="5261363"/>
+                      <a:ext cx="8388294" cy="5344043"/>
                     </a:xfrm>
                     <a:prstGeom prst="rect">
                       <a:avLst/>
@@ -634,6 +623,8 @@
           </wp:inline>
         </w:drawing>
       </w:r>
+      <w:bookmarkStart w:id="0" w:name="_GoBack"/>
+      <w:bookmarkEnd w:id="0"/>
     </w:p>
     <w:p>
       <w:pPr>
@@ -679,7 +670,7 @@
 </file>
 
 <file path=word/numbering.xml><?xml version="1.0" encoding="utf-8"?>
-<w:numbering xmlns:wpc="http://schemas.microsoft.com/office/word/2010/wordprocessingCanvas" xmlns:cx="http://schemas.microsoft.com/office/drawing/2014/chartex" xmlns:cx1="http://schemas.microsoft.com/office/drawing/2015/9/8/chartex" xmlns:cx2="http://schemas.microsoft.com/office/drawing/2015/10/21/chartex" xmlns:cx3="http://schemas.microsoft.com/office/drawing/2016/5/9/chartex" xmlns:cx4="http://schemas.microsoft.com/office/drawing/2016/5/10/chartex" xmlns:cx5="http://schemas.microsoft.com/office/drawing/2016/5/11/chartex" xmlns:cx6="http://schemas.microsoft.com/office/drawing/2016/5/12/chartex" xmlns:cx7="http://schemas.microsoft.com/office/drawing/2016/5/13/chartex" xmlns:cx8="http://schemas.microsoft.com/office/drawing/2016/5/14/chartex" xmlns:mc="http://schemas.openxmlformats.org/markup-compatibility/2006" xmlns:aink="http://schemas.microsoft.com/office/drawing/2016/ink" xmlns:am3d="http://schemas.microsoft.com/office/drawing/2017/model3d" xmlns:o="urn:schemas-microsoft-com:office:office" xmlns:oel="http://schemas.microsoft.com/office/2019/extlst" xmlns:r="http://schemas.openxmlformats.org/officeDocument/2006/relationships" xmlns:m="http://schemas.openxmlformats.org/officeDocument/2006/math" xmlns:v="urn:schemas-microsoft-com:vml" xmlns:wp14="http://schemas.microsoft.com/office/word/2010/wordprocessingDrawing" xmlns:wp="http://schemas.openxmlformats.org/drawingml/2006/wordprocessingDrawing" xmlns:w10="urn:schemas-microsoft-com:office:word" xmlns:w="http://schemas.openxmlformats.org/wordprocessingml/2006/main" xmlns:w14="http://schemas.microsoft.com/office/word/2010/wordml" xmlns:w15="http://schemas.microsoft.com/office/word/2012/wordml" xmlns:w16cex="http://schemas.microsoft.com/office/word/2018/wordml/cex" xmlns:w16cid="http://schemas.microsoft.com/office/word/2016/wordml/cid" xmlns:w16="http://schemas.microsoft.com/office/word/2018/wordml" xmlns:w16du="http://schemas.microsoft.com/office/word/2023/wordml/word16du" xmlns:w16sdtdh="http://schemas.microsoft.com/office/word/2020/wordml/sdtdatahash" xmlns:w16sdtfl="http://schemas.microsoft.com/office/word/2024/wordml/sdtformatlock" xmlns:w16se="http://schemas.microsoft.com/office/word/2015/wordml/symex" xmlns:wpg="http://schemas.microsoft.com/office/word/2010/wordprocessingGroup" xmlns:wpi="http://schemas.microsoft.com/office/word/2010/wordprocessingInk" xmlns:wne="http://schemas.microsoft.com/office/word/2006/wordml" xmlns:wps="http://schemas.microsoft.com/office/word/2010/wordprocessingShape" mc:Ignorable="w14 w15 w16se w16cid w16 w16cex w16sdtdh w16sdtfl w16du wp14">
+<w:numbering xmlns:wpc="http://schemas.microsoft.com/office/word/2010/wordprocessingCanvas" xmlns:cx="http://schemas.microsoft.com/office/drawing/2014/chartex" xmlns:cx1="http://schemas.microsoft.com/office/drawing/2015/9/8/chartex" xmlns:mc="http://schemas.openxmlformats.org/markup-compatibility/2006" xmlns:o="urn:schemas-microsoft-com:office:office" xmlns:r="http://schemas.openxmlformats.org/officeDocument/2006/relationships" xmlns:m="http://schemas.openxmlformats.org/officeDocument/2006/math" xmlns:v="urn:schemas-microsoft-com:vml" xmlns:wp14="http://schemas.microsoft.com/office/word/2010/wordprocessingDrawing" xmlns:wp="http://schemas.openxmlformats.org/drawingml/2006/wordprocessingDrawing" xmlns:w10="urn:schemas-microsoft-com:office:word" xmlns:w="http://schemas.openxmlformats.org/wordprocessingml/2006/main" xmlns:w14="http://schemas.microsoft.com/office/word/2010/wordml" xmlns:w15="http://schemas.microsoft.com/office/word/2012/wordml" xmlns:w16se="http://schemas.microsoft.com/office/word/2015/wordml/symex" xmlns:wpg="http://schemas.microsoft.com/office/word/2010/wordprocessingGroup" xmlns:wpi="http://schemas.microsoft.com/office/word/2010/wordprocessingInk" xmlns:wne="http://schemas.microsoft.com/office/word/2006/wordml" xmlns:wps="http://schemas.microsoft.com/office/word/2010/wordprocessingShape" mc:Ignorable="w14 w15 w16se wp14">
   <w:abstractNum w:abstractNumId="0" w15:restartNumberingAfterBreak="0">
     <w:nsid w:val="4D7951AF"/>
     <w:multiLevelType w:val="multilevel"/>
@@ -793,14 +784,14 @@
       </w:pPr>
     </w:lvl>
   </w:abstractNum>
-  <w:num w:numId="1" w16cid:durableId="1553999160">
+  <w:num w:numId="1">
     <w:abstractNumId w:val="0"/>
   </w:num>
 </w:numbering>
 </file>
 
 <file path=word/styles.xml><?xml version="1.0" encoding="utf-8"?>
-<w:styles xmlns:mc="http://schemas.openxmlformats.org/markup-compatibility/2006" xmlns:r="http://schemas.openxmlformats.org/officeDocument/2006/relationships" xmlns:w="http://schemas.openxmlformats.org/wordprocessingml/2006/main" xmlns:w14="http://schemas.microsoft.com/office/word/2010/wordml" xmlns:w15="http://schemas.microsoft.com/office/word/2012/wordml" xmlns:w16cex="http://schemas.microsoft.com/office/word/2018/wordml/cex" xmlns:w16cid="http://schemas.microsoft.com/office/word/2016/wordml/cid" xmlns:w16="http://schemas.microsoft.com/office/word/2018/wordml" xmlns:w16du="http://schemas.microsoft.com/office/word/2023/wordml/word16du" xmlns:w16sdtdh="http://schemas.microsoft.com/office/word/2020/wordml/sdtdatahash" xmlns:w16sdtfl="http://schemas.microsoft.com/office/word/2024/wordml/sdtformatlock" xmlns:w16se="http://schemas.microsoft.com/office/word/2015/wordml/symex" mc:Ignorable="w14 w15 w16se w16cid w16 w16cex w16sdtdh w16sdtfl w16du">
+<w:styles xmlns:mc="http://schemas.openxmlformats.org/markup-compatibility/2006" xmlns:r="http://schemas.openxmlformats.org/officeDocument/2006/relationships" xmlns:w="http://schemas.openxmlformats.org/wordprocessingml/2006/main" xmlns:w14="http://schemas.microsoft.com/office/word/2010/wordml" xmlns:w15="http://schemas.microsoft.com/office/word/2012/wordml" xmlns:w16se="http://schemas.microsoft.com/office/word/2015/wordml/symex" mc:Ignorable="w14 w15 w16se">
   <w:docDefaults>
     <w:rPrDefault>
       <w:rPr>
@@ -816,7 +807,7 @@
       </w:pPr>
     </w:pPrDefault>
   </w:docDefaults>
-  <w:latentStyles w:defLockedState="0" w:defUIPriority="99" w:defSemiHidden="0" w:defUnhideWhenUsed="0" w:defQFormat="0" w:count="376">
+  <w:latentStyles w:defLockedState="0" w:defUIPriority="99" w:defSemiHidden="0" w:defUnhideWhenUsed="0" w:defQFormat="0" w:count="371">
     <w:lsdException w:name="Normal" w:uiPriority="0" w:qFormat="1"/>
     <w:lsdException w:name="heading 1" w:uiPriority="9" w:qFormat="1"/>
     <w:lsdException w:name="heading 2" w:semiHidden="1" w:uiPriority="9" w:unhideWhenUsed="1" w:qFormat="1"/>
@@ -1188,11 +1179,6 @@
     <w:lsdException w:name="List Table 5 Dark Accent 6" w:uiPriority="50"/>
     <w:lsdException w:name="List Table 6 Colorful Accent 6" w:uiPriority="51"/>
     <w:lsdException w:name="List Table 7 Colorful Accent 6" w:uiPriority="52"/>
-    <w:lsdException w:name="Mention" w:semiHidden="1" w:unhideWhenUsed="1"/>
-    <w:lsdException w:name="Smart Hyperlink" w:semiHidden="1" w:unhideWhenUsed="1"/>
-    <w:lsdException w:name="Hashtag" w:semiHidden="1" w:unhideWhenUsed="1"/>
-    <w:lsdException w:name="Unresolved Mention" w:semiHidden="1" w:unhideWhenUsed="1"/>
-    <w:lsdException w:name="Smart Link" w:semiHidden="1" w:unhideWhenUsed="1"/>
   </w:latentStyles>
   <w:style w:type="paragraph" w:default="1" w:styleId="a">
     <w:name w:val="Normal"/>
@@ -1407,6 +1393,7 @@
   <w:style w:type="character" w:default="1" w:styleId="a0">
     <w:name w:val="Default Paragraph Font"/>
     <w:uiPriority w:val="1"/>
+    <w:semiHidden/>
     <w:unhideWhenUsed/>
   </w:style>
   <w:style w:type="table" w:default="1" w:styleId="a1">
